--- a/MedPlants.docx
+++ b/MedPlants.docx
@@ -1179,7 +1179,7 @@
           <w:sz w:val="24"/>
           <w:szCs w:val="24"/>
         </w:rPr>
-        <w:t xml:space="preserve"> </w:t>
+        <w:t xml:space="preserve"> (</w:t>
       </w:r>
       <w:proofErr w:type="spellStart"/>
       <w:r>
@@ -1191,6 +1191,14 @@
         <w:t>Euphorbiaceae</w:t>
       </w:r>
       <w:proofErr w:type="spellEnd"/>
+      <w:r>
+        <w:rPr>
+          <w:i/>
+          <w:sz w:val="24"/>
+          <w:szCs w:val="24"/>
+        </w:rPr>
+        <w:t>)</w:t>
+      </w:r>
       <w:r>
         <w:rPr>
           <w:i/>
@@ -2066,6 +2074,1488 @@
           <w:szCs w:val="24"/>
         </w:rPr>
       </w:pPr>
+      <w:proofErr w:type="gramStart"/>
+      <w:r>
+        <w:rPr>
+          <w:sz w:val="24"/>
+          <w:szCs w:val="24"/>
+        </w:rPr>
+        <w:t>leaves</w:t>
+      </w:r>
+      <w:proofErr w:type="gramEnd"/>
+      <w:r>
+        <w:rPr>
+          <w:sz w:val="24"/>
+          <w:szCs w:val="24"/>
+        </w:rPr>
+        <w:t xml:space="preserve"> may be used </w:t>
+      </w:r>
+      <w:r>
+        <w:rPr>
+          <w:sz w:val="24"/>
+          <w:szCs w:val="24"/>
+        </w:rPr>
+        <w:t xml:space="preserve">medicinally </w:t>
+      </w:r>
+      <w:r>
+        <w:rPr>
+          <w:sz w:val="24"/>
+          <w:szCs w:val="24"/>
+        </w:rPr>
+        <w:t xml:space="preserve">as soap to wash affected </w:t>
+      </w:r>
+      <w:r>
+        <w:rPr>
+          <w:sz w:val="24"/>
+          <w:szCs w:val="24"/>
+        </w:rPr>
+        <w:t xml:space="preserve">skin </w:t>
+      </w:r>
+      <w:r>
+        <w:rPr>
+          <w:sz w:val="24"/>
+          <w:szCs w:val="24"/>
+        </w:rPr>
+        <w:t>parts (</w:t>
+      </w:r>
+      <w:proofErr w:type="spellStart"/>
+      <w:r>
+        <w:rPr>
+          <w:sz w:val="24"/>
+          <w:szCs w:val="24"/>
+        </w:rPr>
+        <w:t>Adesina</w:t>
+      </w:r>
+      <w:proofErr w:type="spellEnd"/>
+      <w:r>
+        <w:rPr>
+          <w:sz w:val="24"/>
+          <w:szCs w:val="24"/>
+        </w:rPr>
+        <w:t xml:space="preserve"> et al., 1980). The whole plant is useful</w:t>
+      </w:r>
+      <w:r>
+        <w:rPr>
+          <w:sz w:val="24"/>
+          <w:szCs w:val="24"/>
+        </w:rPr>
+        <w:t xml:space="preserve"> in treating asthma, chronic bronchitis</w:t>
+      </w:r>
+      <w:r>
+        <w:rPr>
+          <w:sz w:val="24"/>
+          <w:szCs w:val="24"/>
+        </w:rPr>
+        <w:t>, s</w:t>
+      </w:r>
+      <w:r>
+        <w:rPr>
+          <w:sz w:val="24"/>
+          <w:szCs w:val="24"/>
+        </w:rPr>
+        <w:t xml:space="preserve">cabies and other skin diseases </w:t>
+      </w:r>
+      <w:r>
+        <w:rPr>
+          <w:sz w:val="24"/>
+          <w:szCs w:val="24"/>
+        </w:rPr>
+        <w:t>(</w:t>
+      </w:r>
+      <w:proofErr w:type="spellStart"/>
+      <w:r>
+        <w:rPr>
+          <w:sz w:val="24"/>
+          <w:szCs w:val="24"/>
+        </w:rPr>
+        <w:t>Itankar</w:t>
+      </w:r>
+      <w:proofErr w:type="spellEnd"/>
+      <w:r>
+        <w:rPr>
+          <w:sz w:val="24"/>
+          <w:szCs w:val="24"/>
+        </w:rPr>
+        <w:t xml:space="preserve"> et al., 2011).</w:t>
+      </w:r>
+      <w:r>
+        <w:rPr>
+          <w:sz w:val="24"/>
+          <w:szCs w:val="24"/>
+        </w:rPr>
+        <w:t xml:space="preserve"> </w:t>
+      </w:r>
+      <w:r>
+        <w:rPr>
+          <w:sz w:val="24"/>
+          <w:szCs w:val="24"/>
+        </w:rPr>
+        <w:t xml:space="preserve">The leaves of </w:t>
+      </w:r>
+      <w:proofErr w:type="spellStart"/>
+      <w:r>
+        <w:rPr>
+          <w:sz w:val="24"/>
+          <w:szCs w:val="24"/>
+        </w:rPr>
+        <w:t>Acalypha</w:t>
+      </w:r>
+      <w:proofErr w:type="spellEnd"/>
+      <w:r>
+        <w:rPr>
+          <w:sz w:val="24"/>
+          <w:szCs w:val="24"/>
+        </w:rPr>
+        <w:t xml:space="preserve"> </w:t>
+      </w:r>
+      <w:proofErr w:type="spellStart"/>
+      <w:r>
+        <w:rPr>
+          <w:sz w:val="24"/>
+          <w:szCs w:val="24"/>
+        </w:rPr>
+        <w:t>wilkesiana</w:t>
+      </w:r>
+      <w:proofErr w:type="spellEnd"/>
+      <w:r>
+        <w:rPr>
+          <w:sz w:val="24"/>
+          <w:szCs w:val="24"/>
+        </w:rPr>
+        <w:t xml:space="preserve"> are </w:t>
+      </w:r>
+      <w:r>
+        <w:rPr>
+          <w:sz w:val="24"/>
+          <w:szCs w:val="24"/>
+        </w:rPr>
+        <w:t>consumed</w:t>
+      </w:r>
+      <w:r>
+        <w:rPr>
+          <w:sz w:val="24"/>
+          <w:szCs w:val="24"/>
+        </w:rPr>
+        <w:t xml:space="preserve"> as vegetables </w:t>
+      </w:r>
+      <w:r>
+        <w:rPr>
+          <w:sz w:val="24"/>
+          <w:szCs w:val="24"/>
+        </w:rPr>
+        <w:t>for the control of high blood pressure.</w:t>
+      </w:r>
+      <w:r>
+        <w:rPr>
+          <w:sz w:val="24"/>
+          <w:szCs w:val="24"/>
+        </w:rPr>
+        <w:t xml:space="preserve"> (</w:t>
+      </w:r>
+      <w:proofErr w:type="spellStart"/>
+      <w:r>
+        <w:rPr>
+          <w:sz w:val="24"/>
+          <w:szCs w:val="24"/>
+        </w:rPr>
+        <w:t>Ikewuchi</w:t>
+      </w:r>
+      <w:proofErr w:type="spellEnd"/>
+      <w:r>
+        <w:rPr>
+          <w:sz w:val="24"/>
+          <w:szCs w:val="24"/>
+        </w:rPr>
+        <w:t xml:space="preserve"> et al., 2008). </w:t>
+      </w:r>
+      <w:r>
+        <w:rPr>
+          <w:sz w:val="24"/>
+          <w:szCs w:val="24"/>
+        </w:rPr>
+        <w:t xml:space="preserve">In Ado town, </w:t>
+      </w:r>
+      <w:proofErr w:type="spellStart"/>
+      <w:r>
+        <w:rPr>
+          <w:sz w:val="24"/>
+          <w:szCs w:val="24"/>
+        </w:rPr>
+        <w:t>Ekiti</w:t>
+      </w:r>
+      <w:proofErr w:type="spellEnd"/>
+      <w:r>
+        <w:rPr>
+          <w:sz w:val="24"/>
+          <w:szCs w:val="24"/>
+        </w:rPr>
+        <w:t xml:space="preserve"> State and </w:t>
+      </w:r>
+      <w:proofErr w:type="gramStart"/>
+      <w:r>
+        <w:rPr>
+          <w:sz w:val="24"/>
+          <w:szCs w:val="24"/>
+        </w:rPr>
+        <w:t>Ilorin ,</w:t>
+      </w:r>
+      <w:proofErr w:type="gramEnd"/>
+      <w:r>
+        <w:rPr>
+          <w:sz w:val="24"/>
+          <w:szCs w:val="24"/>
+        </w:rPr>
+        <w:t xml:space="preserve"> </w:t>
+      </w:r>
+      <w:proofErr w:type="spellStart"/>
+      <w:r>
+        <w:rPr>
+          <w:sz w:val="24"/>
+          <w:szCs w:val="24"/>
+        </w:rPr>
+        <w:t>Kwara</w:t>
+      </w:r>
+      <w:proofErr w:type="spellEnd"/>
+      <w:r>
+        <w:rPr>
+          <w:sz w:val="24"/>
+          <w:szCs w:val="24"/>
+        </w:rPr>
+        <w:t xml:space="preserve"> State of Nigeria</w:t>
+      </w:r>
+      <w:r>
+        <w:rPr>
+          <w:sz w:val="24"/>
+          <w:szCs w:val="24"/>
+        </w:rPr>
+        <w:t>, people</w:t>
+      </w:r>
+      <w:r>
+        <w:rPr>
+          <w:sz w:val="24"/>
+          <w:szCs w:val="24"/>
+        </w:rPr>
+        <w:t xml:space="preserve"> </w:t>
+      </w:r>
+      <w:r>
+        <w:rPr>
+          <w:sz w:val="24"/>
+          <w:szCs w:val="24"/>
+        </w:rPr>
+        <w:t>utilize</w:t>
+      </w:r>
+      <w:r>
+        <w:rPr>
+          <w:sz w:val="24"/>
+          <w:szCs w:val="24"/>
+        </w:rPr>
+        <w:t xml:space="preserve"> leaves of </w:t>
+      </w:r>
+      <w:proofErr w:type="spellStart"/>
+      <w:r>
+        <w:rPr>
+          <w:i/>
+          <w:sz w:val="24"/>
+          <w:szCs w:val="24"/>
+        </w:rPr>
+        <w:t>Acalypha</w:t>
+      </w:r>
+      <w:proofErr w:type="spellEnd"/>
+      <w:r>
+        <w:rPr>
+          <w:i/>
+          <w:sz w:val="24"/>
+          <w:szCs w:val="24"/>
+        </w:rPr>
+        <w:t xml:space="preserve"> </w:t>
+      </w:r>
+      <w:proofErr w:type="spellStart"/>
+      <w:r>
+        <w:rPr>
+          <w:i/>
+          <w:sz w:val="24"/>
+          <w:szCs w:val="24"/>
+        </w:rPr>
+        <w:t>wilkesiana</w:t>
+      </w:r>
+      <w:proofErr w:type="spellEnd"/>
+      <w:r>
+        <w:rPr>
+          <w:i/>
+          <w:sz w:val="24"/>
+          <w:szCs w:val="24"/>
+        </w:rPr>
+        <w:t xml:space="preserve"> </w:t>
+      </w:r>
+      <w:r>
+        <w:rPr>
+          <w:sz w:val="24"/>
+          <w:szCs w:val="24"/>
+        </w:rPr>
+        <w:t xml:space="preserve">as </w:t>
+      </w:r>
+      <w:r>
+        <w:rPr>
+          <w:sz w:val="24"/>
+          <w:szCs w:val="24"/>
+        </w:rPr>
+        <w:t>natural</w:t>
+      </w:r>
+      <w:r>
+        <w:rPr>
+          <w:sz w:val="24"/>
+          <w:szCs w:val="24"/>
+        </w:rPr>
+        <w:t xml:space="preserve"> </w:t>
+      </w:r>
+      <w:r>
+        <w:rPr>
+          <w:sz w:val="24"/>
+          <w:szCs w:val="24"/>
+        </w:rPr>
+        <w:t>cure</w:t>
+      </w:r>
+      <w:r>
+        <w:rPr>
+          <w:sz w:val="24"/>
+          <w:szCs w:val="24"/>
+        </w:rPr>
+        <w:t xml:space="preserve"> for the undefined skin infection in neonates and</w:t>
+      </w:r>
+      <w:r>
+        <w:rPr>
+          <w:sz w:val="24"/>
+          <w:szCs w:val="24"/>
+        </w:rPr>
+        <w:t xml:space="preserve"> one year old</w:t>
+      </w:r>
+      <w:r>
+        <w:rPr>
+          <w:sz w:val="24"/>
+          <w:szCs w:val="24"/>
+        </w:rPr>
+        <w:t xml:space="preserve"> children (</w:t>
+      </w:r>
+      <w:proofErr w:type="spellStart"/>
+      <w:r>
+        <w:rPr>
+          <w:sz w:val="24"/>
+          <w:szCs w:val="24"/>
+        </w:rPr>
+        <w:t>Aladeand</w:t>
+      </w:r>
+      <w:proofErr w:type="spellEnd"/>
+      <w:r>
+        <w:rPr>
+          <w:sz w:val="24"/>
+          <w:szCs w:val="24"/>
+        </w:rPr>
+        <w:t xml:space="preserve"> </w:t>
+      </w:r>
+      <w:proofErr w:type="spellStart"/>
+      <w:r>
+        <w:rPr>
+          <w:sz w:val="24"/>
+          <w:szCs w:val="24"/>
+        </w:rPr>
+        <w:t>Irobi</w:t>
+      </w:r>
+      <w:proofErr w:type="spellEnd"/>
+      <w:r>
+        <w:rPr>
+          <w:sz w:val="24"/>
+          <w:szCs w:val="24"/>
+        </w:rPr>
+        <w:t xml:space="preserve">, 1993). </w:t>
+      </w:r>
+      <w:r>
+        <w:rPr>
+          <w:sz w:val="24"/>
+          <w:szCs w:val="24"/>
+        </w:rPr>
+        <w:t>To use, t</w:t>
+      </w:r>
+      <w:r>
+        <w:rPr>
+          <w:sz w:val="24"/>
+          <w:szCs w:val="24"/>
+        </w:rPr>
+        <w:t xml:space="preserve">he leaf is </w:t>
+      </w:r>
+      <w:r>
+        <w:rPr>
+          <w:sz w:val="24"/>
+          <w:szCs w:val="24"/>
+        </w:rPr>
+        <w:t xml:space="preserve">first </w:t>
+      </w:r>
+      <w:r>
+        <w:rPr>
+          <w:sz w:val="24"/>
+          <w:szCs w:val="24"/>
+        </w:rPr>
+        <w:t>boiled in water</w:t>
+      </w:r>
+      <w:r>
+        <w:rPr>
+          <w:sz w:val="24"/>
+          <w:szCs w:val="24"/>
+        </w:rPr>
+        <w:t xml:space="preserve">. The </w:t>
+      </w:r>
+      <w:r>
+        <w:rPr>
+          <w:sz w:val="24"/>
+          <w:szCs w:val="24"/>
+        </w:rPr>
+        <w:t>dark red liquid which</w:t>
+      </w:r>
+      <w:r>
+        <w:rPr>
+          <w:sz w:val="24"/>
+          <w:szCs w:val="24"/>
+        </w:rPr>
+        <w:t xml:space="preserve"> emanates</w:t>
+      </w:r>
+      <w:r>
+        <w:rPr>
+          <w:sz w:val="24"/>
+          <w:szCs w:val="24"/>
+        </w:rPr>
+        <w:t xml:space="preserve"> is added to bathing water. A</w:t>
+      </w:r>
+      <w:r>
+        <w:rPr>
+          <w:sz w:val="24"/>
+          <w:szCs w:val="24"/>
+        </w:rPr>
+        <w:t>lso, a</w:t>
+      </w:r>
+      <w:r>
+        <w:rPr>
+          <w:sz w:val="24"/>
+          <w:szCs w:val="24"/>
+        </w:rPr>
+        <w:t xml:space="preserve"> portion of the boiled liquid is </w:t>
+      </w:r>
+      <w:r>
+        <w:rPr>
+          <w:sz w:val="24"/>
+          <w:szCs w:val="24"/>
+        </w:rPr>
+        <w:t>given to the baby to drink</w:t>
+      </w:r>
+      <w:r>
+        <w:rPr>
+          <w:sz w:val="24"/>
+          <w:szCs w:val="24"/>
+        </w:rPr>
+        <w:t xml:space="preserve">. </w:t>
+      </w:r>
+      <w:r>
+        <w:rPr>
+          <w:sz w:val="24"/>
+          <w:szCs w:val="24"/>
+        </w:rPr>
+        <w:t>With</w:t>
+      </w:r>
+      <w:r>
+        <w:rPr>
+          <w:sz w:val="24"/>
+          <w:szCs w:val="24"/>
+        </w:rPr>
+        <w:t xml:space="preserve"> no adverse effect on the liver</w:t>
+      </w:r>
+      <w:r>
+        <w:rPr>
+          <w:sz w:val="24"/>
+          <w:szCs w:val="24"/>
+        </w:rPr>
+        <w:t>, the a</w:t>
+      </w:r>
+      <w:r>
+        <w:rPr>
+          <w:sz w:val="24"/>
+          <w:szCs w:val="24"/>
+        </w:rPr>
+        <w:t xml:space="preserve">queous leaf extract of </w:t>
+      </w:r>
+      <w:proofErr w:type="spellStart"/>
+      <w:r>
+        <w:rPr>
+          <w:i/>
+          <w:sz w:val="24"/>
+          <w:szCs w:val="24"/>
+        </w:rPr>
+        <w:t>Acalypha</w:t>
+      </w:r>
+      <w:proofErr w:type="spellEnd"/>
+      <w:r>
+        <w:rPr>
+          <w:i/>
+          <w:sz w:val="24"/>
+          <w:szCs w:val="24"/>
+        </w:rPr>
+        <w:t xml:space="preserve"> </w:t>
+      </w:r>
+      <w:proofErr w:type="spellStart"/>
+      <w:proofErr w:type="gramStart"/>
+      <w:r>
+        <w:rPr>
+          <w:i/>
+          <w:sz w:val="24"/>
+          <w:szCs w:val="24"/>
+        </w:rPr>
+        <w:t>wilkesiana</w:t>
+      </w:r>
+      <w:proofErr w:type="spellEnd"/>
+      <w:r>
+        <w:rPr>
+          <w:i/>
+          <w:sz w:val="24"/>
+          <w:szCs w:val="24"/>
+        </w:rPr>
+        <w:t xml:space="preserve"> </w:t>
+      </w:r>
+      <w:r>
+        <w:rPr>
+          <w:i/>
+          <w:sz w:val="24"/>
+          <w:szCs w:val="24"/>
+        </w:rPr>
+        <w:t xml:space="preserve"> </w:t>
+      </w:r>
+      <w:r>
+        <w:rPr>
+          <w:sz w:val="24"/>
+          <w:szCs w:val="24"/>
+        </w:rPr>
+        <w:t>is</w:t>
+      </w:r>
+      <w:proofErr w:type="gramEnd"/>
+      <w:r>
+        <w:rPr>
+          <w:sz w:val="24"/>
+          <w:szCs w:val="24"/>
+        </w:rPr>
+        <w:t xml:space="preserve"> used to treat neonatal jaundice in </w:t>
+      </w:r>
+      <w:r>
+        <w:rPr>
+          <w:sz w:val="24"/>
+          <w:szCs w:val="24"/>
+        </w:rPr>
+        <w:t>Western Nigeria</w:t>
+      </w:r>
+      <w:r>
+        <w:rPr>
+          <w:sz w:val="24"/>
+          <w:szCs w:val="24"/>
+        </w:rPr>
+        <w:t xml:space="preserve"> </w:t>
+      </w:r>
+      <w:r>
+        <w:rPr>
+          <w:sz w:val="24"/>
+          <w:szCs w:val="24"/>
+        </w:rPr>
+        <w:t>for a short duration</w:t>
+      </w:r>
+      <w:r>
+        <w:rPr>
+          <w:sz w:val="24"/>
+          <w:szCs w:val="24"/>
+        </w:rPr>
+        <w:t xml:space="preserve">. According to </w:t>
+      </w:r>
+      <w:proofErr w:type="spellStart"/>
+      <w:r>
+        <w:rPr>
+          <w:sz w:val="24"/>
+          <w:szCs w:val="24"/>
+        </w:rPr>
+        <w:t>Ogundaini</w:t>
+      </w:r>
+      <w:proofErr w:type="spellEnd"/>
+      <w:r>
+        <w:rPr>
+          <w:sz w:val="24"/>
+          <w:szCs w:val="24"/>
+        </w:rPr>
+        <w:t xml:space="preserve"> (2005) and Oliver (1959), </w:t>
+      </w:r>
+      <w:r>
+        <w:rPr>
+          <w:sz w:val="24"/>
+          <w:szCs w:val="24"/>
+        </w:rPr>
+        <w:t xml:space="preserve">the </w:t>
+      </w:r>
+      <w:r>
+        <w:rPr>
+          <w:sz w:val="24"/>
+          <w:szCs w:val="24"/>
+        </w:rPr>
+        <w:t xml:space="preserve">boiled decoction is </w:t>
+      </w:r>
+      <w:r>
+        <w:rPr>
+          <w:sz w:val="24"/>
+          <w:szCs w:val="24"/>
+        </w:rPr>
+        <w:t xml:space="preserve">useful in the treatment </w:t>
+      </w:r>
+      <w:r>
+        <w:rPr>
+          <w:sz w:val="24"/>
+          <w:szCs w:val="24"/>
+        </w:rPr>
+        <w:t>of gastrointestinal disorders and fungal skin infecti</w:t>
+      </w:r>
+      <w:r>
+        <w:rPr>
+          <w:sz w:val="24"/>
+          <w:szCs w:val="24"/>
+        </w:rPr>
+        <w:t xml:space="preserve">ons such as </w:t>
+      </w:r>
+      <w:proofErr w:type="spellStart"/>
+      <w:r>
+        <w:rPr>
+          <w:sz w:val="24"/>
+          <w:szCs w:val="24"/>
+        </w:rPr>
+        <w:t>Pityriasis</w:t>
+      </w:r>
+      <w:proofErr w:type="spellEnd"/>
+      <w:r>
+        <w:rPr>
+          <w:sz w:val="24"/>
+          <w:szCs w:val="24"/>
+        </w:rPr>
+        <w:t xml:space="preserve"> versicolo</w:t>
+      </w:r>
+      <w:r>
+        <w:rPr>
+          <w:sz w:val="24"/>
+          <w:szCs w:val="24"/>
+        </w:rPr>
+        <w:t>r,</w:t>
+      </w:r>
+      <w:r>
+        <w:rPr>
+          <w:sz w:val="24"/>
+          <w:szCs w:val="24"/>
+        </w:rPr>
+        <w:t xml:space="preserve"> </w:t>
+      </w:r>
+      <w:r>
+        <w:rPr>
+          <w:sz w:val="24"/>
+          <w:szCs w:val="24"/>
+        </w:rPr>
+        <w:t>Tinea versicolor</w:t>
+      </w:r>
+      <w:r>
+        <w:rPr>
+          <w:sz w:val="24"/>
+          <w:szCs w:val="24"/>
+        </w:rPr>
+        <w:t>,</w:t>
+      </w:r>
+      <w:r>
+        <w:rPr>
+          <w:sz w:val="24"/>
+          <w:szCs w:val="24"/>
+        </w:rPr>
+        <w:t xml:space="preserve"> Impetigo </w:t>
+      </w:r>
+      <w:proofErr w:type="spellStart"/>
+      <w:r>
+        <w:rPr>
+          <w:sz w:val="24"/>
+          <w:szCs w:val="24"/>
+        </w:rPr>
+        <w:t>contagiosa</w:t>
+      </w:r>
+      <w:proofErr w:type="spellEnd"/>
+      <w:r>
+        <w:rPr>
+          <w:sz w:val="24"/>
+          <w:szCs w:val="24"/>
+        </w:rPr>
+        <w:t>,</w:t>
+      </w:r>
+      <w:r>
+        <w:rPr>
+          <w:sz w:val="24"/>
+          <w:szCs w:val="24"/>
+        </w:rPr>
+        <w:t xml:space="preserve"> </w:t>
+      </w:r>
+      <w:r>
+        <w:rPr>
+          <w:sz w:val="24"/>
+          <w:szCs w:val="24"/>
+        </w:rPr>
+        <w:t xml:space="preserve">Tinea </w:t>
+      </w:r>
+      <w:proofErr w:type="spellStart"/>
+      <w:proofErr w:type="gramStart"/>
+      <w:r>
+        <w:rPr>
+          <w:sz w:val="24"/>
+          <w:szCs w:val="24"/>
+        </w:rPr>
+        <w:t>corporis</w:t>
+      </w:r>
+      <w:proofErr w:type="spellEnd"/>
+      <w:r>
+        <w:rPr>
+          <w:sz w:val="24"/>
+          <w:szCs w:val="24"/>
+        </w:rPr>
+        <w:t xml:space="preserve"> </w:t>
+      </w:r>
+      <w:r>
+        <w:rPr>
+          <w:sz w:val="24"/>
+          <w:szCs w:val="24"/>
+        </w:rPr>
+        <w:t>,</w:t>
+      </w:r>
+      <w:proofErr w:type="gramEnd"/>
+      <w:r>
+        <w:rPr>
+          <w:sz w:val="24"/>
+          <w:szCs w:val="24"/>
+        </w:rPr>
+        <w:t xml:space="preserve"> Candida </w:t>
+      </w:r>
+      <w:proofErr w:type="spellStart"/>
+      <w:r>
+        <w:rPr>
+          <w:sz w:val="24"/>
+          <w:szCs w:val="24"/>
+        </w:rPr>
+        <w:t>intetrigo</w:t>
+      </w:r>
+      <w:proofErr w:type="spellEnd"/>
+      <w:r>
+        <w:rPr>
+          <w:sz w:val="24"/>
+          <w:szCs w:val="24"/>
+        </w:rPr>
+        <w:t xml:space="preserve">, and Tinea </w:t>
+      </w:r>
+      <w:proofErr w:type="spellStart"/>
+      <w:r>
+        <w:rPr>
+          <w:sz w:val="24"/>
+          <w:szCs w:val="24"/>
+        </w:rPr>
+        <w:t>pedis</w:t>
+      </w:r>
+      <w:proofErr w:type="spellEnd"/>
+      <w:r>
+        <w:rPr>
+          <w:sz w:val="24"/>
+          <w:szCs w:val="24"/>
+        </w:rPr>
+        <w:t>.</w:t>
+      </w:r>
+      <w:r>
+        <w:rPr>
+          <w:sz w:val="24"/>
+          <w:szCs w:val="24"/>
+        </w:rPr>
+        <w:t xml:space="preserve"> </w:t>
+      </w:r>
+      <w:r>
+        <w:rPr>
+          <w:sz w:val="24"/>
+          <w:szCs w:val="24"/>
+        </w:rPr>
+        <w:t xml:space="preserve">The </w:t>
+      </w:r>
+      <w:r>
+        <w:rPr>
+          <w:sz w:val="24"/>
+          <w:szCs w:val="24"/>
+        </w:rPr>
+        <w:t>plant is used in the form of decoction, infusion or tincture</w:t>
+      </w:r>
+      <w:r>
+        <w:rPr>
+          <w:sz w:val="24"/>
+          <w:szCs w:val="24"/>
+        </w:rPr>
+        <w:t xml:space="preserve"> in Western Africa</w:t>
+      </w:r>
+      <w:r>
+        <w:rPr>
+          <w:sz w:val="24"/>
+          <w:szCs w:val="24"/>
+        </w:rPr>
+        <w:t xml:space="preserve">. The leaves are rubbed in between palms and the juice is smeared on the affected part of a patient for treatment of </w:t>
+      </w:r>
+      <w:proofErr w:type="spellStart"/>
+      <w:r>
+        <w:rPr>
+          <w:sz w:val="24"/>
+          <w:szCs w:val="24"/>
+        </w:rPr>
+        <w:t>Pityriasis</w:t>
+      </w:r>
+      <w:proofErr w:type="spellEnd"/>
+      <w:r>
+        <w:rPr>
+          <w:sz w:val="24"/>
+          <w:szCs w:val="24"/>
+        </w:rPr>
+        <w:t xml:space="preserve"> versicolor and other skin infections.</w:t>
+      </w:r>
+      <w:r>
+        <w:rPr>
+          <w:sz w:val="24"/>
+          <w:szCs w:val="24"/>
+        </w:rPr>
+        <w:t xml:space="preserve"> </w:t>
+      </w:r>
+      <w:r>
+        <w:rPr>
+          <w:sz w:val="24"/>
+          <w:szCs w:val="24"/>
+        </w:rPr>
+        <w:t>T</w:t>
+      </w:r>
+      <w:r>
+        <w:rPr>
+          <w:sz w:val="24"/>
+          <w:szCs w:val="24"/>
+        </w:rPr>
+        <w:t xml:space="preserve">he leaves are traditionally used in Malaysia for treatments of inflammation, headache, fever and flu, whereas its roots are boiled to wash </w:t>
+      </w:r>
+      <w:proofErr w:type="spellStart"/>
+      <w:r>
+        <w:rPr>
+          <w:sz w:val="24"/>
+          <w:szCs w:val="24"/>
+        </w:rPr>
+        <w:t>haemorrhoids</w:t>
+      </w:r>
+      <w:proofErr w:type="spellEnd"/>
+      <w:r>
+        <w:rPr>
+          <w:sz w:val="24"/>
+          <w:szCs w:val="24"/>
+        </w:rPr>
+        <w:t>.</w:t>
+      </w:r>
+      <w:r>
+        <w:rPr>
+          <w:sz w:val="24"/>
+          <w:szCs w:val="24"/>
+        </w:rPr>
+        <w:t xml:space="preserve"> </w:t>
+      </w:r>
+      <w:r>
+        <w:rPr>
+          <w:sz w:val="24"/>
+          <w:szCs w:val="24"/>
+        </w:rPr>
+        <w:t xml:space="preserve">(Ong, </w:t>
+      </w:r>
+      <w:r>
+        <w:rPr>
+          <w:sz w:val="24"/>
+          <w:szCs w:val="24"/>
+        </w:rPr>
+        <w:t>2006</w:t>
+      </w:r>
+      <w:r>
+        <w:rPr>
+          <w:sz w:val="24"/>
+          <w:szCs w:val="24"/>
+        </w:rPr>
+        <w:t xml:space="preserve">). </w:t>
+      </w:r>
+      <w:r>
+        <w:rPr>
+          <w:sz w:val="24"/>
+          <w:szCs w:val="24"/>
+        </w:rPr>
+        <w:t xml:space="preserve"> The aqueous extract </w:t>
+      </w:r>
+      <w:r>
+        <w:rPr>
+          <w:sz w:val="24"/>
+          <w:szCs w:val="24"/>
+        </w:rPr>
+        <w:t xml:space="preserve">of </w:t>
+      </w:r>
+      <w:proofErr w:type="spellStart"/>
+      <w:r>
+        <w:rPr>
+          <w:i/>
+          <w:sz w:val="24"/>
+          <w:szCs w:val="24"/>
+        </w:rPr>
+        <w:t>Acalypha</w:t>
+      </w:r>
+      <w:proofErr w:type="spellEnd"/>
+      <w:r>
+        <w:rPr>
+          <w:i/>
+          <w:sz w:val="24"/>
+          <w:szCs w:val="24"/>
+        </w:rPr>
+        <w:t xml:space="preserve"> </w:t>
+      </w:r>
+      <w:proofErr w:type="spellStart"/>
+      <w:proofErr w:type="gramStart"/>
+      <w:r>
+        <w:rPr>
+          <w:i/>
+          <w:sz w:val="24"/>
+          <w:szCs w:val="24"/>
+        </w:rPr>
+        <w:t>wilkesiana</w:t>
+      </w:r>
+      <w:proofErr w:type="spellEnd"/>
+      <w:r>
+        <w:rPr>
+          <w:i/>
+          <w:sz w:val="24"/>
+          <w:szCs w:val="24"/>
+        </w:rPr>
+        <w:t xml:space="preserve"> </w:t>
+      </w:r>
+      <w:r>
+        <w:rPr>
+          <w:i/>
+          <w:sz w:val="24"/>
+          <w:szCs w:val="24"/>
+        </w:rPr>
+        <w:t xml:space="preserve"> </w:t>
+      </w:r>
+      <w:r>
+        <w:rPr>
+          <w:sz w:val="24"/>
+          <w:szCs w:val="24"/>
+        </w:rPr>
+        <w:t>is</w:t>
+      </w:r>
+      <w:proofErr w:type="gramEnd"/>
+      <w:r>
+        <w:rPr>
+          <w:sz w:val="24"/>
+          <w:szCs w:val="24"/>
+        </w:rPr>
+        <w:t xml:space="preserve"> also used in the management of fever in infants as well as abnormal </w:t>
+      </w:r>
+      <w:r>
+        <w:rPr>
+          <w:sz w:val="24"/>
+          <w:szCs w:val="24"/>
+        </w:rPr>
+        <w:t xml:space="preserve">levels of </w:t>
+      </w:r>
+      <w:r>
+        <w:rPr>
+          <w:sz w:val="24"/>
+          <w:szCs w:val="24"/>
+        </w:rPr>
+        <w:t>sodium and potassium</w:t>
+      </w:r>
+      <w:r>
+        <w:rPr>
+          <w:sz w:val="24"/>
+          <w:szCs w:val="24"/>
+        </w:rPr>
+        <w:t xml:space="preserve"> ions in the body</w:t>
+      </w:r>
+      <w:r>
+        <w:rPr>
+          <w:sz w:val="24"/>
+          <w:szCs w:val="24"/>
+        </w:rPr>
+        <w:t xml:space="preserve">. The seeds of </w:t>
+      </w:r>
+      <w:proofErr w:type="spellStart"/>
+      <w:r>
+        <w:rPr>
+          <w:i/>
+          <w:sz w:val="24"/>
+          <w:szCs w:val="24"/>
+        </w:rPr>
+        <w:t>Acalypha</w:t>
+      </w:r>
+      <w:proofErr w:type="spellEnd"/>
+      <w:r>
+        <w:rPr>
+          <w:i/>
+          <w:sz w:val="24"/>
+          <w:szCs w:val="24"/>
+        </w:rPr>
+        <w:t xml:space="preserve"> </w:t>
+      </w:r>
+      <w:proofErr w:type="spellStart"/>
+      <w:proofErr w:type="gramStart"/>
+      <w:r>
+        <w:rPr>
+          <w:i/>
+          <w:sz w:val="24"/>
+          <w:szCs w:val="24"/>
+        </w:rPr>
+        <w:t>wilkesiana</w:t>
+      </w:r>
+      <w:proofErr w:type="spellEnd"/>
+      <w:r>
+        <w:rPr>
+          <w:i/>
+          <w:sz w:val="24"/>
+          <w:szCs w:val="24"/>
+        </w:rPr>
+        <w:t xml:space="preserve"> </w:t>
+      </w:r>
+      <w:r>
+        <w:rPr>
+          <w:i/>
+          <w:sz w:val="24"/>
+          <w:szCs w:val="24"/>
+        </w:rPr>
+        <w:t xml:space="preserve"> </w:t>
+      </w:r>
+      <w:r>
+        <w:rPr>
+          <w:sz w:val="24"/>
+          <w:szCs w:val="24"/>
+        </w:rPr>
+        <w:t>are</w:t>
+      </w:r>
+      <w:proofErr w:type="gramEnd"/>
+      <w:r>
+        <w:rPr>
+          <w:sz w:val="24"/>
+          <w:szCs w:val="24"/>
+        </w:rPr>
+        <w:t xml:space="preserve"> used in </w:t>
+      </w:r>
+      <w:r>
+        <w:rPr>
+          <w:sz w:val="24"/>
+          <w:szCs w:val="24"/>
+        </w:rPr>
+        <w:t>preparing</w:t>
+      </w:r>
+      <w:r>
+        <w:rPr>
+          <w:sz w:val="24"/>
+          <w:szCs w:val="24"/>
+        </w:rPr>
+        <w:t xml:space="preserve"> a complex mixture used in South-West Nigeria to treat </w:t>
+      </w:r>
+      <w:r>
+        <w:rPr>
+          <w:sz w:val="24"/>
+          <w:szCs w:val="24"/>
+        </w:rPr>
+        <w:t xml:space="preserve">breast tumors, </w:t>
+      </w:r>
+      <w:r>
+        <w:rPr>
+          <w:sz w:val="24"/>
+          <w:szCs w:val="24"/>
+        </w:rPr>
+        <w:t>malaria, and inflammation (</w:t>
+      </w:r>
+      <w:proofErr w:type="spellStart"/>
+      <w:r>
+        <w:rPr>
+          <w:sz w:val="24"/>
+          <w:szCs w:val="24"/>
+        </w:rPr>
+        <w:t>Oyelami</w:t>
+      </w:r>
+      <w:proofErr w:type="spellEnd"/>
+      <w:r>
+        <w:rPr>
+          <w:sz w:val="24"/>
+          <w:szCs w:val="24"/>
+        </w:rPr>
+        <w:t xml:space="preserve"> et al., 2003; </w:t>
+      </w:r>
+      <w:proofErr w:type="spellStart"/>
+      <w:r>
+        <w:rPr>
+          <w:sz w:val="24"/>
+          <w:szCs w:val="24"/>
+        </w:rPr>
+        <w:t>Akinyemi</w:t>
+      </w:r>
+      <w:proofErr w:type="spellEnd"/>
+      <w:r>
+        <w:rPr>
+          <w:sz w:val="24"/>
+          <w:szCs w:val="24"/>
+        </w:rPr>
+        <w:t xml:space="preserve"> et al., 2005; Bussing et al., 1999; </w:t>
+      </w:r>
+      <w:proofErr w:type="spellStart"/>
+      <w:r>
+        <w:rPr>
+          <w:sz w:val="24"/>
+          <w:szCs w:val="24"/>
+        </w:rPr>
+        <w:t>Taraphdar</w:t>
+      </w:r>
+      <w:proofErr w:type="spellEnd"/>
+      <w:r>
+        <w:rPr>
+          <w:sz w:val="24"/>
+          <w:szCs w:val="24"/>
+        </w:rPr>
+        <w:t xml:space="preserve"> et al., 2001). </w:t>
+      </w:r>
+      <w:r>
+        <w:rPr>
+          <w:sz w:val="24"/>
+          <w:szCs w:val="24"/>
+        </w:rPr>
+        <w:t xml:space="preserve">According to </w:t>
+      </w:r>
+      <w:r>
+        <w:rPr>
+          <w:sz w:val="24"/>
+          <w:szCs w:val="24"/>
+        </w:rPr>
+        <w:t xml:space="preserve">Wiart </w:t>
+      </w:r>
+      <w:r>
+        <w:rPr>
+          <w:sz w:val="24"/>
+          <w:szCs w:val="24"/>
+        </w:rPr>
+        <w:t>(2006),</w:t>
+      </w:r>
+      <w:r>
+        <w:rPr>
+          <w:sz w:val="24"/>
+          <w:szCs w:val="24"/>
+        </w:rPr>
+        <w:t xml:space="preserve"> 10 g of the leaves boiled with sugar can be used to treat </w:t>
+      </w:r>
+      <w:r>
+        <w:rPr>
+          <w:sz w:val="24"/>
+          <w:szCs w:val="24"/>
+        </w:rPr>
+        <w:t xml:space="preserve">allergic purpura </w:t>
+      </w:r>
+      <w:r>
+        <w:rPr>
+          <w:sz w:val="24"/>
+          <w:szCs w:val="24"/>
+        </w:rPr>
+        <w:t xml:space="preserve">and </w:t>
+      </w:r>
+      <w:r>
+        <w:rPr>
+          <w:sz w:val="24"/>
+          <w:szCs w:val="24"/>
+        </w:rPr>
+        <w:t xml:space="preserve">thrombocytopenic purpura which are skin disorders </w:t>
+      </w:r>
+      <w:r>
+        <w:rPr>
+          <w:sz w:val="24"/>
+          <w:szCs w:val="24"/>
+        </w:rPr>
+        <w:t>resulting from</w:t>
+      </w:r>
+      <w:r>
+        <w:rPr>
+          <w:sz w:val="24"/>
+          <w:szCs w:val="24"/>
+        </w:rPr>
+        <w:t xml:space="preserve"> </w:t>
+      </w:r>
+      <w:r>
+        <w:rPr>
+          <w:sz w:val="24"/>
+          <w:szCs w:val="24"/>
+        </w:rPr>
+        <w:t>bleeding underneath the skin</w:t>
+      </w:r>
+      <w:r>
+        <w:rPr>
+          <w:sz w:val="24"/>
+          <w:szCs w:val="24"/>
+        </w:rPr>
+        <w:t xml:space="preserve">. Ground. </w:t>
+      </w:r>
+      <w:r>
+        <w:rPr>
+          <w:sz w:val="24"/>
+          <w:szCs w:val="24"/>
+        </w:rPr>
+        <w:t xml:space="preserve">According to </w:t>
+      </w:r>
+      <w:proofErr w:type="spellStart"/>
+      <w:r>
+        <w:rPr>
+          <w:sz w:val="24"/>
+          <w:szCs w:val="24"/>
+        </w:rPr>
+        <w:t>Neuwinger</w:t>
+      </w:r>
+      <w:proofErr w:type="spellEnd"/>
+      <w:r>
+        <w:rPr>
+          <w:sz w:val="24"/>
+          <w:szCs w:val="24"/>
+        </w:rPr>
+        <w:t xml:space="preserve"> </w:t>
+      </w:r>
+      <w:r>
+        <w:rPr>
+          <w:sz w:val="24"/>
+          <w:szCs w:val="24"/>
+        </w:rPr>
+        <w:t>(2000) and Lim et al., (2</w:t>
+      </w:r>
+      <w:r>
+        <w:rPr>
+          <w:sz w:val="24"/>
+          <w:szCs w:val="24"/>
+        </w:rPr>
+        <w:t>013), t</w:t>
+      </w:r>
+      <w:r>
+        <w:rPr>
+          <w:sz w:val="24"/>
+          <w:szCs w:val="24"/>
+        </w:rPr>
+        <w:t xml:space="preserve">he leaves of </w:t>
+      </w:r>
+      <w:proofErr w:type="spellStart"/>
+      <w:r>
+        <w:rPr>
+          <w:i/>
+          <w:sz w:val="24"/>
+          <w:szCs w:val="24"/>
+        </w:rPr>
+        <w:t>Acalypha</w:t>
+      </w:r>
+      <w:proofErr w:type="spellEnd"/>
+      <w:r>
+        <w:rPr>
+          <w:i/>
+          <w:sz w:val="24"/>
+          <w:szCs w:val="24"/>
+        </w:rPr>
+        <w:t xml:space="preserve"> </w:t>
+      </w:r>
+      <w:proofErr w:type="spellStart"/>
+      <w:r>
+        <w:rPr>
+          <w:i/>
+          <w:sz w:val="24"/>
+          <w:szCs w:val="24"/>
+        </w:rPr>
+        <w:t>wilkesiana</w:t>
+      </w:r>
+      <w:proofErr w:type="spellEnd"/>
+      <w:r>
+        <w:rPr>
+          <w:sz w:val="24"/>
+          <w:szCs w:val="24"/>
+        </w:rPr>
+        <w:t xml:space="preserve"> are used to </w:t>
+      </w:r>
+      <w:r>
+        <w:rPr>
+          <w:sz w:val="24"/>
+          <w:szCs w:val="24"/>
+        </w:rPr>
+        <w:lastRenderedPageBreak/>
+        <w:t xml:space="preserve">combat </w:t>
+      </w:r>
+      <w:r>
+        <w:rPr>
+          <w:sz w:val="24"/>
+          <w:szCs w:val="24"/>
+        </w:rPr>
+        <w:t>methicillin resistant bacteria</w:t>
+      </w:r>
+      <w:r>
+        <w:rPr>
+          <w:sz w:val="24"/>
+          <w:szCs w:val="24"/>
+        </w:rPr>
+        <w:t xml:space="preserve">, </w:t>
+      </w:r>
+      <w:r>
+        <w:rPr>
+          <w:sz w:val="24"/>
+          <w:szCs w:val="24"/>
+        </w:rPr>
+        <w:t xml:space="preserve">treat fungal skin diseases and infections, </w:t>
+      </w:r>
+      <w:proofErr w:type="spellStart"/>
+      <w:r>
+        <w:rPr>
+          <w:i/>
+          <w:sz w:val="24"/>
+          <w:szCs w:val="24"/>
+        </w:rPr>
+        <w:t>Pityriasis</w:t>
+      </w:r>
+      <w:proofErr w:type="spellEnd"/>
+      <w:r>
+        <w:rPr>
+          <w:i/>
+          <w:sz w:val="24"/>
+          <w:szCs w:val="24"/>
+        </w:rPr>
+        <w:t xml:space="preserve"> </w:t>
+      </w:r>
+      <w:proofErr w:type="spellStart"/>
+      <w:r>
+        <w:rPr>
+          <w:i/>
+          <w:sz w:val="24"/>
+          <w:szCs w:val="24"/>
+        </w:rPr>
+        <w:t>vesicolor</w:t>
+      </w:r>
+      <w:proofErr w:type="spellEnd"/>
+      <w:r>
+        <w:rPr>
+          <w:sz w:val="24"/>
+          <w:szCs w:val="24"/>
+        </w:rPr>
+        <w:t>, superficial mycoses</w:t>
+      </w:r>
+      <w:r>
+        <w:rPr>
+          <w:sz w:val="24"/>
+          <w:szCs w:val="24"/>
+        </w:rPr>
+        <w:t>, to combat constipat</w:t>
+      </w:r>
+      <w:r>
+        <w:rPr>
+          <w:sz w:val="24"/>
+          <w:szCs w:val="24"/>
+        </w:rPr>
+        <w:t>ion, nasopharyngeal infections.</w:t>
+      </w:r>
+      <w:r>
+        <w:rPr>
+          <w:sz w:val="24"/>
+          <w:szCs w:val="24"/>
+        </w:rPr>
+        <w:t xml:space="preserve"> </w:t>
+      </w:r>
+      <w:r>
+        <w:rPr>
+          <w:sz w:val="24"/>
+          <w:szCs w:val="24"/>
+        </w:rPr>
+        <w:t xml:space="preserve">It is </w:t>
+      </w:r>
+      <w:r>
+        <w:rPr>
+          <w:sz w:val="24"/>
+          <w:szCs w:val="24"/>
+        </w:rPr>
+        <w:t xml:space="preserve">applied externally as an antiseptic to ulcers and wounds, </w:t>
+      </w:r>
+      <w:proofErr w:type="spellStart"/>
+      <w:r>
+        <w:rPr>
+          <w:sz w:val="24"/>
+          <w:szCs w:val="24"/>
+        </w:rPr>
+        <w:t>antidiarrhoeal</w:t>
+      </w:r>
+      <w:proofErr w:type="spellEnd"/>
+      <w:r>
+        <w:rPr>
+          <w:sz w:val="24"/>
+          <w:szCs w:val="24"/>
+        </w:rPr>
+        <w:t xml:space="preserve"> agent, used as antibiotic, bacteriostatic and </w:t>
+      </w:r>
+      <w:proofErr w:type="spellStart"/>
+      <w:r>
+        <w:rPr>
+          <w:sz w:val="24"/>
+          <w:szCs w:val="24"/>
+        </w:rPr>
+        <w:t>fungistatic</w:t>
+      </w:r>
+      <w:proofErr w:type="spellEnd"/>
+      <w:r>
+        <w:rPr>
+          <w:sz w:val="24"/>
+          <w:szCs w:val="24"/>
+        </w:rPr>
+        <w:t>. The plant possesses anticanc</w:t>
+      </w:r>
+      <w:r>
+        <w:rPr>
+          <w:sz w:val="24"/>
+          <w:szCs w:val="24"/>
+        </w:rPr>
+        <w:t>er,</w:t>
+      </w:r>
+      <w:r>
+        <w:rPr>
+          <w:sz w:val="24"/>
+          <w:szCs w:val="24"/>
+        </w:rPr>
+        <w:t xml:space="preserve"> </w:t>
+      </w:r>
+      <w:r>
+        <w:rPr>
+          <w:sz w:val="24"/>
+          <w:szCs w:val="24"/>
+        </w:rPr>
+        <w:t>antidiabetic,</w:t>
+      </w:r>
+      <w:r>
+        <w:rPr>
+          <w:sz w:val="24"/>
+          <w:szCs w:val="24"/>
+        </w:rPr>
+        <w:t xml:space="preserve"> antibacterial, antifungal, </w:t>
+      </w:r>
+      <w:r>
+        <w:rPr>
+          <w:sz w:val="24"/>
+          <w:szCs w:val="24"/>
+        </w:rPr>
+        <w:t xml:space="preserve">analgesic, </w:t>
+      </w:r>
+      <w:proofErr w:type="spellStart"/>
+      <w:r>
+        <w:rPr>
+          <w:sz w:val="24"/>
+          <w:szCs w:val="24"/>
+        </w:rPr>
+        <w:t>antiparasitic</w:t>
+      </w:r>
+      <w:proofErr w:type="spellEnd"/>
+      <w:r>
+        <w:rPr>
+          <w:sz w:val="24"/>
+          <w:szCs w:val="24"/>
+        </w:rPr>
+        <w:t xml:space="preserve"> and antihypertensive properties.</w:t>
+      </w:r>
     </w:p>
     <w:p>
       <w:pPr>
@@ -2076,418 +3566,1754 @@
           <w:szCs w:val="24"/>
         </w:rPr>
       </w:pPr>
-      <w:r>
-        <w:rPr>
-          <w:sz w:val="24"/>
-          <w:szCs w:val="24"/>
-        </w:rPr>
-        <w:t xml:space="preserve">The leaves of </w:t>
-      </w:r>
-      <w:proofErr w:type="spellStart"/>
-      <w:r>
-        <w:rPr>
-          <w:sz w:val="24"/>
-          <w:szCs w:val="24"/>
-        </w:rPr>
-        <w:t>Acalypha</w:t>
-      </w:r>
-      <w:proofErr w:type="spellEnd"/>
-      <w:r>
-        <w:rPr>
-          <w:sz w:val="24"/>
-          <w:szCs w:val="24"/>
-        </w:rPr>
-        <w:t xml:space="preserve"> </w:t>
-      </w:r>
-      <w:proofErr w:type="spellStart"/>
-      <w:r>
-        <w:rPr>
-          <w:sz w:val="24"/>
-          <w:szCs w:val="24"/>
-        </w:rPr>
-        <w:t>wilkesiana</w:t>
-      </w:r>
-      <w:proofErr w:type="spellEnd"/>
-      <w:r>
-        <w:rPr>
-          <w:sz w:val="24"/>
-          <w:szCs w:val="24"/>
-        </w:rPr>
-        <w:t xml:space="preserve"> are </w:t>
-      </w:r>
-      <w:r>
-        <w:rPr>
-          <w:sz w:val="24"/>
-          <w:szCs w:val="24"/>
-        </w:rPr>
-        <w:t>consumed</w:t>
-      </w:r>
-      <w:r>
-        <w:rPr>
-          <w:sz w:val="24"/>
-          <w:szCs w:val="24"/>
-        </w:rPr>
-        <w:t xml:space="preserve"> as vegetables </w:t>
-      </w:r>
-      <w:r>
-        <w:rPr>
-          <w:sz w:val="24"/>
-          <w:szCs w:val="24"/>
-        </w:rPr>
-        <w:t>for the control of high blood pressure.</w:t>
-      </w:r>
-      <w:r>
-        <w:rPr>
-          <w:sz w:val="24"/>
-          <w:szCs w:val="24"/>
-        </w:rPr>
-        <w:t xml:space="preserve"> (</w:t>
-      </w:r>
-      <w:proofErr w:type="spellStart"/>
-      <w:r>
-        <w:rPr>
-          <w:sz w:val="24"/>
-          <w:szCs w:val="24"/>
-        </w:rPr>
-        <w:t>Ikewuchi</w:t>
-      </w:r>
-      <w:proofErr w:type="spellEnd"/>
-      <w:r>
-        <w:rPr>
-          <w:sz w:val="24"/>
-          <w:szCs w:val="24"/>
-        </w:rPr>
-        <w:t xml:space="preserve"> et al., 2008). </w:t>
-      </w:r>
-      <w:r>
-        <w:rPr>
-          <w:sz w:val="24"/>
-          <w:szCs w:val="24"/>
-        </w:rPr>
-        <w:t xml:space="preserve">In Ado town, </w:t>
-      </w:r>
-      <w:proofErr w:type="spellStart"/>
-      <w:r>
-        <w:rPr>
-          <w:sz w:val="24"/>
-          <w:szCs w:val="24"/>
-        </w:rPr>
-        <w:t>Ekiti</w:t>
-      </w:r>
-      <w:proofErr w:type="spellEnd"/>
-      <w:r>
-        <w:rPr>
-          <w:sz w:val="24"/>
-          <w:szCs w:val="24"/>
-        </w:rPr>
-        <w:t xml:space="preserve"> State and Ilorin ,</w:t>
-      </w:r>
-      <w:r>
-        <w:rPr>
-          <w:sz w:val="24"/>
-          <w:szCs w:val="24"/>
-        </w:rPr>
-        <w:t xml:space="preserve"> </w:t>
-      </w:r>
-      <w:proofErr w:type="spellStart"/>
-      <w:r>
-        <w:rPr>
-          <w:sz w:val="24"/>
-          <w:szCs w:val="24"/>
-        </w:rPr>
-        <w:t>Kwara</w:t>
-      </w:r>
-      <w:proofErr w:type="spellEnd"/>
-      <w:r>
-        <w:rPr>
-          <w:sz w:val="24"/>
-          <w:szCs w:val="24"/>
-        </w:rPr>
-        <w:t xml:space="preserve"> State of Nigeria</w:t>
-      </w:r>
-      <w:r>
-        <w:rPr>
-          <w:sz w:val="24"/>
-          <w:szCs w:val="24"/>
-        </w:rPr>
-        <w:t>, people</w:t>
-      </w:r>
-      <w:r>
-        <w:rPr>
-          <w:sz w:val="24"/>
-          <w:szCs w:val="24"/>
-        </w:rPr>
-        <w:t xml:space="preserve"> </w:t>
-      </w:r>
-      <w:r>
-        <w:rPr>
-          <w:sz w:val="24"/>
-          <w:szCs w:val="24"/>
-        </w:rPr>
-        <w:t>utilize</w:t>
+    </w:p>
+    <w:p>
+      <w:pPr>
+        <w:spacing w:line="360" w:lineRule="auto"/>
+        <w:ind w:left="0"/>
+        <w:rPr>
+          <w:b/>
+          <w:sz w:val="24"/>
+          <w:szCs w:val="24"/>
+        </w:rPr>
+      </w:pPr>
+      <w:r>
+        <w:rPr>
+          <w:sz w:val="24"/>
+          <w:szCs w:val="24"/>
+        </w:rPr>
+        <w:t>Toxicity (</w:t>
+      </w:r>
+      <w:proofErr w:type="spellStart"/>
+      <w:r>
+        <w:rPr>
+          <w:b/>
+          <w:sz w:val="24"/>
+          <w:szCs w:val="24"/>
+        </w:rPr>
+        <w:t>Intechopen</w:t>
+      </w:r>
+      <w:proofErr w:type="spellEnd"/>
+      <w:r>
+        <w:rPr>
+          <w:b/>
+          <w:sz w:val="24"/>
+          <w:szCs w:val="24"/>
+        </w:rPr>
+        <w:t>-toxicity)</w:t>
+      </w:r>
+    </w:p>
+    <w:p>
+      <w:pPr>
+        <w:spacing w:line="360" w:lineRule="auto"/>
+        <w:ind w:left="0"/>
+        <w:rPr>
+          <w:sz w:val="24"/>
+          <w:szCs w:val="24"/>
+        </w:rPr>
+      </w:pPr>
+      <w:r>
+        <w:rPr>
+          <w:sz w:val="24"/>
+          <w:szCs w:val="24"/>
+        </w:rPr>
+        <w:t>Toxicity is the relative tendency of a substance to cause undesirable effects in living organisms. It is the degree to which a chemical substance inflicts damage on a tissue. It is concerned with the effect on the whole organism even to the cellular level. Asides being concerned with the effects of certain substances on a living tissue, toxicity is also concerned with the mechanism by which damage is done to the living tissue, symptoms and treatments. Depending on the</w:t>
+      </w:r>
+      <w:r>
+        <w:rPr>
+          <w:sz w:val="24"/>
+          <w:szCs w:val="24"/>
+        </w:rPr>
+        <w:t xml:space="preserve"> dose and duration of administration of the toxic agents, t</w:t>
+      </w:r>
+      <w:r>
+        <w:rPr>
+          <w:sz w:val="24"/>
+          <w:szCs w:val="24"/>
+        </w:rPr>
+        <w:t>oxicity studies could be acute, subacute/</w:t>
+      </w:r>
+      <w:proofErr w:type="spellStart"/>
+      <w:r>
+        <w:rPr>
+          <w:sz w:val="24"/>
+          <w:szCs w:val="24"/>
+        </w:rPr>
+        <w:t>subchronic</w:t>
+      </w:r>
+      <w:proofErr w:type="spellEnd"/>
+      <w:r>
+        <w:rPr>
+          <w:sz w:val="24"/>
+          <w:szCs w:val="24"/>
+        </w:rPr>
+        <w:t xml:space="preserve"> and chronic.</w:t>
+      </w:r>
+      <w:r>
+        <w:rPr>
+          <w:sz w:val="24"/>
+          <w:szCs w:val="24"/>
+        </w:rPr>
+        <w:t xml:space="preserve"> </w:t>
+      </w:r>
+      <w:r>
+        <w:rPr>
+          <w:sz w:val="24"/>
+          <w:szCs w:val="24"/>
+        </w:rPr>
+        <w:t>T</w:t>
+      </w:r>
+      <w:r>
+        <w:rPr>
+          <w:sz w:val="24"/>
+          <w:szCs w:val="24"/>
+        </w:rPr>
+        <w:t>he LD50 value is a very important metric in classifying chemicals. LD50</w:t>
+      </w:r>
+      <w:r>
+        <w:rPr>
+          <w:sz w:val="24"/>
+          <w:szCs w:val="24"/>
+        </w:rPr>
+        <w:t xml:space="preserve"> is the dose</w:t>
+      </w:r>
+      <w:r>
+        <w:rPr>
+          <w:sz w:val="24"/>
+          <w:szCs w:val="24"/>
+        </w:rPr>
+        <w:t xml:space="preserve"> of a toxic agent</w:t>
+      </w:r>
+      <w:r>
+        <w:rPr>
+          <w:sz w:val="24"/>
+          <w:szCs w:val="24"/>
+        </w:rPr>
+        <w:br/>
+        <w:t xml:space="preserve">administered </w:t>
+      </w:r>
+      <w:r>
+        <w:rPr>
+          <w:sz w:val="24"/>
+          <w:szCs w:val="24"/>
+        </w:rPr>
+        <w:t xml:space="preserve">to experimental animals </w:t>
+      </w:r>
+      <w:r>
+        <w:rPr>
+          <w:sz w:val="24"/>
+          <w:szCs w:val="24"/>
+        </w:rPr>
+        <w:t xml:space="preserve">in acute toxicity testing that causes death in 50% of </w:t>
+      </w:r>
+      <w:r>
+        <w:rPr>
+          <w:sz w:val="24"/>
+          <w:szCs w:val="24"/>
+        </w:rPr>
+        <w:t>the population.</w:t>
+      </w:r>
+      <w:r>
+        <w:rPr>
+          <w:sz w:val="24"/>
+          <w:szCs w:val="24"/>
+        </w:rPr>
+        <w:t xml:space="preserve"> [16]</w:t>
+      </w:r>
+    </w:p>
+    <w:p>
+      <w:pPr>
+        <w:spacing w:line="360" w:lineRule="auto"/>
+        <w:ind w:left="0"/>
+        <w:rPr>
+          <w:sz w:val="24"/>
+          <w:szCs w:val="24"/>
+        </w:rPr>
+      </w:pPr>
+    </w:p>
+    <w:p>
+      <w:pPr>
+        <w:spacing w:line="360" w:lineRule="auto"/>
+        <w:ind w:left="0"/>
+        <w:rPr>
+          <w:sz w:val="24"/>
+          <w:szCs w:val="24"/>
+        </w:rPr>
+      </w:pPr>
+    </w:p>
+    <w:p>
+      <w:pPr>
+        <w:spacing w:line="360" w:lineRule="auto"/>
+        <w:ind w:left="0"/>
+        <w:rPr>
+          <w:sz w:val="24"/>
+          <w:szCs w:val="24"/>
+        </w:rPr>
+      </w:pPr>
+      <w:r>
+        <w:rPr>
+          <w:sz w:val="24"/>
+          <w:szCs w:val="24"/>
+        </w:rPr>
+        <w:t>Acute Toxicity</w:t>
+      </w:r>
+      <w:r>
+        <w:rPr>
+          <w:sz w:val="24"/>
+          <w:szCs w:val="24"/>
+        </w:rPr>
+        <w:br/>
+        <w:t xml:space="preserve">Acute toxicological studies investigate the toxic effects </w:t>
+      </w:r>
+      <w:r>
+        <w:rPr>
+          <w:sz w:val="24"/>
+          <w:szCs w:val="24"/>
+        </w:rPr>
+        <w:t>caused</w:t>
+      </w:r>
+      <w:r>
+        <w:rPr>
+          <w:sz w:val="24"/>
+          <w:szCs w:val="24"/>
+        </w:rPr>
+        <w:t xml:space="preserve"> by a single large-dose exposure to a </w:t>
+      </w:r>
+      <w:r>
+        <w:rPr>
+          <w:sz w:val="24"/>
+          <w:szCs w:val="24"/>
+        </w:rPr>
+        <w:t>toxic agent</w:t>
+      </w:r>
+      <w:r>
+        <w:rPr>
+          <w:sz w:val="24"/>
+          <w:szCs w:val="24"/>
+        </w:rPr>
+        <w:t xml:space="preserve"> lasting </w:t>
+      </w:r>
+      <w:r>
+        <w:rPr>
+          <w:sz w:val="24"/>
+          <w:szCs w:val="24"/>
+        </w:rPr>
+        <w:t>for a max of</w:t>
+      </w:r>
+      <w:r>
+        <w:rPr>
+          <w:sz w:val="24"/>
+          <w:szCs w:val="24"/>
+        </w:rPr>
+        <w:t xml:space="preserve"> 24 h</w:t>
+      </w:r>
+      <w:r>
+        <w:rPr>
+          <w:sz w:val="24"/>
+          <w:szCs w:val="24"/>
+        </w:rPr>
+        <w:t>ours</w:t>
+      </w:r>
+      <w:r>
+        <w:rPr>
+          <w:sz w:val="24"/>
+          <w:szCs w:val="24"/>
+        </w:rPr>
+        <w:t xml:space="preserve">. </w:t>
+      </w:r>
+      <w:r>
+        <w:rPr>
+          <w:sz w:val="24"/>
+          <w:szCs w:val="24"/>
+        </w:rPr>
+        <w:t>The effects might</w:t>
+      </w:r>
+      <w:r>
+        <w:rPr>
+          <w:sz w:val="24"/>
+          <w:szCs w:val="24"/>
+        </w:rPr>
+        <w:t xml:space="preserve"> result in severe </w:t>
+      </w:r>
+      <w:r>
+        <w:rPr>
+          <w:sz w:val="24"/>
+          <w:szCs w:val="24"/>
+        </w:rPr>
+        <w:t>damage</w:t>
+      </w:r>
+      <w:r>
+        <w:rPr>
+          <w:sz w:val="24"/>
+          <w:szCs w:val="24"/>
+        </w:rPr>
+        <w:t xml:space="preserve"> to the</w:t>
+      </w:r>
+      <w:r>
+        <w:rPr>
+          <w:sz w:val="24"/>
+          <w:szCs w:val="24"/>
+        </w:rPr>
+        <w:t xml:space="preserve"> tissues of the</w:t>
+      </w:r>
+      <w:r>
+        <w:rPr>
+          <w:sz w:val="24"/>
+          <w:szCs w:val="24"/>
+        </w:rPr>
+        <w:t xml:space="preserve"> organism</w:t>
+      </w:r>
+      <w:r>
+        <w:rPr>
+          <w:sz w:val="24"/>
+          <w:szCs w:val="24"/>
+        </w:rPr>
+        <w:t xml:space="preserve"> and sometimes death</w:t>
+      </w:r>
+      <w:r>
+        <w:rPr>
+          <w:sz w:val="24"/>
+          <w:szCs w:val="24"/>
+        </w:rPr>
+        <w:t>. The results of acute toxi</w:t>
+      </w:r>
+      <w:r>
+        <w:rPr>
+          <w:sz w:val="24"/>
+          <w:szCs w:val="24"/>
+        </w:rPr>
+        <w:t>cological studies are also important in</w:t>
+      </w:r>
+      <w:r>
+        <w:rPr>
+          <w:sz w:val="24"/>
+          <w:szCs w:val="24"/>
+        </w:rPr>
+        <w:t xml:space="preserve"> the </w:t>
+      </w:r>
+      <w:r>
+        <w:rPr>
+          <w:sz w:val="24"/>
+          <w:szCs w:val="24"/>
+        </w:rPr>
+        <w:t>preparation</w:t>
+      </w:r>
+      <w:r>
+        <w:rPr>
+          <w:sz w:val="24"/>
+          <w:szCs w:val="24"/>
+        </w:rPr>
+        <w:t xml:space="preserve"> of chronic toxicological studies [15]. </w:t>
+      </w:r>
+      <w:r>
+        <w:rPr>
+          <w:sz w:val="24"/>
+          <w:szCs w:val="24"/>
+        </w:rPr>
+        <w:t xml:space="preserve">Tolerance is usually revealed in acute exposure. </w:t>
+      </w:r>
+    </w:p>
+    <w:p>
+      <w:pPr>
+        <w:spacing w:line="360" w:lineRule="auto"/>
+        <w:ind w:left="0"/>
+        <w:rPr>
+          <w:sz w:val="24"/>
+          <w:szCs w:val="24"/>
+        </w:rPr>
+      </w:pPr>
+    </w:p>
+    <w:p>
+      <w:pPr>
+        <w:spacing w:line="360" w:lineRule="auto"/>
+        <w:ind w:left="0"/>
+        <w:rPr>
+          <w:sz w:val="24"/>
+          <w:szCs w:val="24"/>
+        </w:rPr>
+      </w:pPr>
+    </w:p>
+    <w:p>
+      <w:pPr>
+        <w:spacing w:line="360" w:lineRule="auto"/>
+        <w:ind w:left="0"/>
+        <w:rPr>
+          <w:sz w:val="24"/>
+          <w:szCs w:val="24"/>
+        </w:rPr>
+      </w:pPr>
+    </w:p>
+    <w:p>
+      <w:pPr>
+        <w:spacing w:line="360" w:lineRule="auto"/>
+        <w:ind w:left="0"/>
+        <w:rPr>
+          <w:sz w:val="24"/>
+          <w:szCs w:val="24"/>
+        </w:rPr>
+      </w:pPr>
+    </w:p>
+    <w:p>
+      <w:pPr>
+        <w:spacing w:line="360" w:lineRule="auto"/>
+        <w:ind w:left="0"/>
+        <w:rPr>
+          <w:sz w:val="24"/>
+          <w:szCs w:val="24"/>
+        </w:rPr>
+      </w:pPr>
+      <w:r>
+        <w:rPr>
+          <w:sz w:val="24"/>
+          <w:szCs w:val="24"/>
+        </w:rPr>
+        <w:lastRenderedPageBreak/>
+        <w:t>Chronic Toxicity</w:t>
+      </w:r>
+    </w:p>
+    <w:p>
+      <w:pPr>
+        <w:spacing w:line="360" w:lineRule="auto"/>
+        <w:ind w:left="0"/>
+        <w:rPr>
+          <w:sz w:val="24"/>
+          <w:szCs w:val="24"/>
+        </w:rPr>
+      </w:pPr>
+      <w:r>
+        <w:rPr>
+          <w:sz w:val="24"/>
+          <w:szCs w:val="24"/>
+        </w:rPr>
+        <w:t xml:space="preserve">Unlike acute toxicity which spans for not longer than 24 hours, </w:t>
+      </w:r>
+      <w:r>
+        <w:rPr>
+          <w:sz w:val="24"/>
+          <w:szCs w:val="24"/>
+        </w:rPr>
+        <w:t>c</w:t>
+      </w:r>
+      <w:r>
+        <w:rPr>
+          <w:sz w:val="24"/>
+          <w:szCs w:val="24"/>
+        </w:rPr>
+        <w:t xml:space="preserve">hronic exposure </w:t>
+      </w:r>
+      <w:r>
+        <w:rPr>
+          <w:sz w:val="24"/>
+          <w:szCs w:val="24"/>
+        </w:rPr>
+        <w:t>spans</w:t>
+      </w:r>
+      <w:r>
+        <w:rPr>
+          <w:sz w:val="24"/>
+          <w:szCs w:val="24"/>
+        </w:rPr>
+        <w:t xml:space="preserve"> over an extended period of time, usually measured in months or years</w:t>
+      </w:r>
+      <w:r>
+        <w:rPr>
+          <w:sz w:val="24"/>
+          <w:szCs w:val="24"/>
+        </w:rPr>
+        <w:t xml:space="preserve"> and can</w:t>
+      </w:r>
+      <w:r>
+        <w:rPr>
+          <w:sz w:val="24"/>
+          <w:szCs w:val="24"/>
+        </w:rPr>
+        <w:t xml:space="preserve"> </w:t>
+      </w:r>
+      <w:r>
+        <w:rPr>
+          <w:sz w:val="24"/>
+          <w:szCs w:val="24"/>
+        </w:rPr>
+        <w:t>result in</w:t>
+      </w:r>
+      <w:r>
+        <w:rPr>
+          <w:sz w:val="24"/>
+          <w:szCs w:val="24"/>
+        </w:rPr>
+        <w:t xml:space="preserve"> irreversible toxicity. Periods between acute</w:t>
+      </w:r>
+      <w:r>
+        <w:rPr>
+          <w:sz w:val="24"/>
+          <w:szCs w:val="24"/>
+        </w:rPr>
+        <w:t xml:space="preserve"> </w:t>
+      </w:r>
+      <w:r>
+        <w:rPr>
+          <w:sz w:val="24"/>
+          <w:szCs w:val="24"/>
+        </w:rPr>
+        <w:t xml:space="preserve">and chronic exposure could be referred to as subacute or </w:t>
+      </w:r>
+      <w:proofErr w:type="spellStart"/>
+      <w:r>
+        <w:rPr>
+          <w:sz w:val="24"/>
+          <w:szCs w:val="24"/>
+        </w:rPr>
+        <w:t>subchronic</w:t>
+      </w:r>
+      <w:proofErr w:type="spellEnd"/>
+      <w:r>
+        <w:rPr>
+          <w:sz w:val="24"/>
+          <w:szCs w:val="24"/>
+        </w:rPr>
+        <w:t>. The results of chronic</w:t>
+      </w:r>
+      <w:r>
+        <w:rPr>
+          <w:sz w:val="24"/>
+          <w:szCs w:val="24"/>
+        </w:rPr>
+        <w:t xml:space="preserve"> </w:t>
+      </w:r>
+      <w:r>
+        <w:rPr>
+          <w:sz w:val="24"/>
+          <w:szCs w:val="24"/>
+        </w:rPr>
+        <w:t xml:space="preserve">and acute toxicological studies help in the evaluation of any possible </w:t>
+      </w:r>
+      <w:r>
+        <w:rPr>
+          <w:sz w:val="24"/>
+          <w:szCs w:val="24"/>
+        </w:rPr>
+        <w:t xml:space="preserve">toxic </w:t>
+      </w:r>
+      <w:r>
+        <w:rPr>
+          <w:sz w:val="24"/>
+          <w:szCs w:val="24"/>
+        </w:rPr>
+        <w:t>effect of a</w:t>
+      </w:r>
+      <w:r>
+        <w:rPr>
+          <w:sz w:val="24"/>
+          <w:szCs w:val="24"/>
+        </w:rPr>
+        <w:t xml:space="preserve"> </w:t>
+      </w:r>
+      <w:r>
+        <w:rPr>
+          <w:sz w:val="24"/>
+          <w:szCs w:val="24"/>
+        </w:rPr>
+        <w:t>new drug</w:t>
+      </w:r>
+      <w:r>
+        <w:rPr>
+          <w:sz w:val="24"/>
+          <w:szCs w:val="24"/>
+        </w:rPr>
+        <w:t xml:space="preserve"> molecule</w:t>
+      </w:r>
+      <w:r>
+        <w:rPr>
+          <w:sz w:val="24"/>
+          <w:szCs w:val="24"/>
+        </w:rPr>
+        <w:t xml:space="preserve"> or a drug which </w:t>
+      </w:r>
+      <w:r>
+        <w:rPr>
+          <w:sz w:val="24"/>
+          <w:szCs w:val="24"/>
+        </w:rPr>
+        <w:t>already</w:t>
+      </w:r>
+      <w:r>
+        <w:rPr>
+          <w:sz w:val="24"/>
+          <w:szCs w:val="24"/>
+        </w:rPr>
+        <w:t xml:space="preserve"> in use with little or no documentation of its systemic toxicity.</w:t>
+      </w:r>
+    </w:p>
+    <w:p>
+      <w:pPr>
+        <w:spacing w:line="360" w:lineRule="auto"/>
+        <w:ind w:left="0"/>
+        <w:rPr>
+          <w:sz w:val="24"/>
+          <w:szCs w:val="24"/>
+        </w:rPr>
+      </w:pPr>
+    </w:p>
+    <w:p>
+      <w:pPr>
+        <w:spacing w:line="360" w:lineRule="auto"/>
+        <w:ind w:left="0"/>
+        <w:rPr>
+          <w:sz w:val="24"/>
+          <w:szCs w:val="24"/>
+        </w:rPr>
+      </w:pPr>
+      <w:r>
+        <w:rPr>
+          <w:sz w:val="24"/>
+          <w:szCs w:val="24"/>
+        </w:rPr>
+        <w:t>Toxicity of medicinal plants</w:t>
+      </w:r>
+    </w:p>
+    <w:p>
+      <w:pPr>
+        <w:spacing w:line="360" w:lineRule="auto"/>
+        <w:ind w:left="0"/>
+        <w:rPr>
+          <w:b/>
+          <w:sz w:val="24"/>
+          <w:szCs w:val="24"/>
+        </w:rPr>
+      </w:pPr>
+      <w:r>
+        <w:rPr>
+          <w:sz w:val="24"/>
+          <w:szCs w:val="24"/>
+        </w:rPr>
+        <w:t>Generally, medicinal plants contain bioactive compounds which demonstrate both intra- and inter-species variation in type and content. Plants by virtue of their chemical constituents are</w:t>
+      </w:r>
+      <w:r>
+        <w:rPr>
+          <w:sz w:val="24"/>
+          <w:szCs w:val="24"/>
+        </w:rPr>
+        <w:br/>
+      </w:r>
+      <w:r>
+        <w:rPr>
+          <w:sz w:val="24"/>
+          <w:szCs w:val="24"/>
+        </w:rPr>
+        <w:t xml:space="preserve">potentially toxic; thus, some plants used in traditional medicine are intrinsically toxic. </w:t>
+      </w:r>
+      <w:r>
+        <w:rPr>
+          <w:sz w:val="24"/>
+          <w:szCs w:val="24"/>
+        </w:rPr>
+        <w:t>(</w:t>
+      </w:r>
+      <w:proofErr w:type="spellStart"/>
+      <w:r>
+        <w:rPr>
+          <w:b/>
+          <w:sz w:val="24"/>
+          <w:szCs w:val="24"/>
+        </w:rPr>
+        <w:t>Intech</w:t>
+      </w:r>
+      <w:proofErr w:type="spellEnd"/>
+      <w:r>
+        <w:rPr>
+          <w:b/>
+          <w:sz w:val="24"/>
+          <w:szCs w:val="24"/>
+        </w:rPr>
+        <w:t xml:space="preserve"> open)</w:t>
+      </w:r>
+    </w:p>
+    <w:p>
+      <w:pPr>
+        <w:spacing w:line="360" w:lineRule="auto"/>
+        <w:ind w:left="0"/>
+        <w:rPr>
+          <w:sz w:val="24"/>
+          <w:szCs w:val="24"/>
+        </w:rPr>
+      </w:pPr>
+    </w:p>
+    <w:p>
+      <w:pPr>
+        <w:spacing w:line="360" w:lineRule="auto"/>
+        <w:ind w:left="0"/>
+        <w:rPr>
+          <w:sz w:val="24"/>
+          <w:szCs w:val="24"/>
+        </w:rPr>
+      </w:pPr>
+      <w:r>
+        <w:rPr>
+          <w:sz w:val="24"/>
+          <w:szCs w:val="24"/>
+        </w:rPr>
+        <w:t>Hemolytic effect</w:t>
+      </w:r>
+    </w:p>
+    <w:p>
+      <w:pPr>
+        <w:spacing w:line="360" w:lineRule="auto"/>
+        <w:ind w:left="0"/>
+        <w:rPr>
+          <w:b/>
+          <w:sz w:val="24"/>
+          <w:szCs w:val="24"/>
+        </w:rPr>
+      </w:pPr>
+      <w:r>
+        <w:rPr>
+          <w:sz w:val="24"/>
+          <w:szCs w:val="24"/>
+        </w:rPr>
+        <w:t xml:space="preserve">In a study, the aqueous and phenolic extracts of the bark of </w:t>
+      </w:r>
+      <w:proofErr w:type="spellStart"/>
+      <w:r>
+        <w:rPr>
+          <w:i/>
+          <w:sz w:val="24"/>
+          <w:szCs w:val="24"/>
+        </w:rPr>
+        <w:t>Chrysophyllum</w:t>
+      </w:r>
+      <w:proofErr w:type="spellEnd"/>
+      <w:r>
+        <w:rPr>
+          <w:i/>
+          <w:sz w:val="24"/>
+          <w:szCs w:val="24"/>
+        </w:rPr>
+        <w:t xml:space="preserve"> </w:t>
+      </w:r>
+      <w:proofErr w:type="spellStart"/>
+      <w:r>
+        <w:rPr>
+          <w:i/>
+          <w:sz w:val="24"/>
+          <w:szCs w:val="24"/>
+        </w:rPr>
+        <w:t>pruniforme</w:t>
+      </w:r>
+      <w:proofErr w:type="spellEnd"/>
+      <w:r>
+        <w:rPr>
+          <w:i/>
+          <w:sz w:val="24"/>
+          <w:szCs w:val="24"/>
+        </w:rPr>
+        <w:t xml:space="preserve"> </w:t>
+      </w:r>
+      <w:r>
+        <w:rPr>
+          <w:sz w:val="24"/>
+          <w:szCs w:val="24"/>
+        </w:rPr>
+        <w:t xml:space="preserve">was shown to possess hemolytic effect on human red blood cells obtained from healthy subjects. </w:t>
+      </w:r>
+      <w:r>
+        <w:rPr>
+          <w:sz w:val="24"/>
+          <w:szCs w:val="24"/>
+        </w:rPr>
+        <w:t xml:space="preserve">At the end of the </w:t>
+      </w:r>
+      <w:r>
+        <w:rPr>
+          <w:sz w:val="24"/>
+          <w:szCs w:val="24"/>
+        </w:rPr>
+        <w:t>experiment</w:t>
+      </w:r>
+      <w:r>
+        <w:rPr>
+          <w:sz w:val="24"/>
+          <w:szCs w:val="24"/>
+        </w:rPr>
+        <w:t>, the aqueous extract showed hemolytic activities about 0%, 3%, 7%, 20%, 33%, and 47% in 1.25; 2.5; 3.75; 5; 7.5; and 10 mg/mL, respectively. At the same time total phenolic extract showed hemolytic activities about 7%, 79%, 99.6%, 99.9%, and 100% for the same plant concentrations. The hemolytic activity of total phenolic extracts was significantly higher compared to the one of aqueous extracts</w:t>
+      </w:r>
+      <w:r>
+        <w:rPr>
+          <w:sz w:val="24"/>
+          <w:szCs w:val="24"/>
+        </w:rPr>
+        <w:t xml:space="preserve">. This study also proves that the method of extraction plays a big role in the resulting toxicity. According to the study, the bark of the named plant is also used to treat cough. Phytochemical analysis showed it to possess primary metabolites and secondary metabolites such as </w:t>
+      </w:r>
+      <w:proofErr w:type="spellStart"/>
+      <w:r>
+        <w:rPr>
+          <w:sz w:val="24"/>
+          <w:szCs w:val="24"/>
+        </w:rPr>
+        <w:t>saponins</w:t>
+      </w:r>
+      <w:proofErr w:type="spellEnd"/>
+      <w:r>
+        <w:rPr>
+          <w:sz w:val="24"/>
+          <w:szCs w:val="24"/>
+        </w:rPr>
+        <w:t xml:space="preserve">, </w:t>
+      </w:r>
+      <w:proofErr w:type="spellStart"/>
+      <w:r>
+        <w:rPr>
+          <w:sz w:val="24"/>
+          <w:szCs w:val="24"/>
+        </w:rPr>
+        <w:t>catechin</w:t>
+      </w:r>
+      <w:proofErr w:type="spellEnd"/>
+      <w:r>
+        <w:rPr>
+          <w:sz w:val="24"/>
+          <w:szCs w:val="24"/>
+        </w:rPr>
+        <w:t xml:space="preserve"> tannins, phenolic compounds, flavonoids. </w:t>
+      </w:r>
+      <w:r>
+        <w:rPr>
+          <w:b/>
+          <w:sz w:val="24"/>
+          <w:szCs w:val="24"/>
+        </w:rPr>
+        <w:t>(</w:t>
+      </w:r>
+      <w:r>
+        <w:rPr>
+          <w:b/>
+        </w:rPr>
+        <w:t>(</w:t>
+      </w:r>
+      <w:proofErr w:type="spellStart"/>
+      <w:r>
+        <w:rPr>
+          <w:b/>
+        </w:rPr>
+        <w:t>Aboughe</w:t>
+      </w:r>
+      <w:proofErr w:type="spellEnd"/>
+      <w:r>
+        <w:rPr>
+          <w:b/>
+        </w:rPr>
+        <w:t xml:space="preserve"> et al., 2013</w:t>
+      </w:r>
+      <w:proofErr w:type="gramStart"/>
+      <w:r>
+        <w:rPr>
+          <w:b/>
+        </w:rPr>
+        <w:t>)</w:t>
+      </w:r>
+      <w:r>
+        <w:rPr>
+          <w:b/>
+        </w:rPr>
+        <w:t xml:space="preserve"> .</w:t>
+      </w:r>
+      <w:proofErr w:type="gramEnd"/>
+      <w:r>
+        <w:rPr>
+          <w:b/>
+        </w:rPr>
+        <w:t xml:space="preserve"> </w:t>
+      </w:r>
+      <w:r>
+        <w:rPr>
+          <w:sz w:val="24"/>
+          <w:szCs w:val="24"/>
+        </w:rPr>
+        <w:t>Hemolytic activity is an indicator of general cytotoxicity towards normal, healthy cells</w:t>
+      </w:r>
+      <w:r>
+        <w:t xml:space="preserve"> </w:t>
+      </w:r>
+      <w:r>
+        <w:rPr>
+          <w:b/>
+        </w:rPr>
+        <w:t>(Da Silva et al., 2004)</w:t>
+      </w:r>
+    </w:p>
+    <w:p>
+      <w:pPr>
+        <w:spacing w:line="360" w:lineRule="auto"/>
+        <w:ind w:left="0"/>
+        <w:rPr>
+          <w:sz w:val="24"/>
+          <w:szCs w:val="24"/>
+        </w:rPr>
+      </w:pPr>
+      <w:r>
+        <w:rPr>
+          <w:sz w:val="24"/>
+          <w:szCs w:val="24"/>
+        </w:rPr>
+        <w:lastRenderedPageBreak/>
+        <w:t>Neurotoxic effect</w:t>
+      </w:r>
+    </w:p>
+    <w:p>
+      <w:pPr>
+        <w:spacing w:line="360" w:lineRule="auto"/>
+        <w:ind w:left="0"/>
+        <w:rPr>
+          <w:b/>
+          <w:sz w:val="24"/>
+          <w:szCs w:val="24"/>
+        </w:rPr>
+      </w:pPr>
+      <w:r>
+        <w:rPr>
+          <w:sz w:val="24"/>
+          <w:szCs w:val="24"/>
+        </w:rPr>
+        <w:t xml:space="preserve">Another study talks about the neurotoxic effect of </w:t>
+      </w:r>
+      <w:proofErr w:type="spellStart"/>
+      <w:r>
+        <w:rPr>
+          <w:i/>
+          <w:sz w:val="24"/>
+          <w:szCs w:val="24"/>
+        </w:rPr>
+        <w:t>S</w:t>
+      </w:r>
+      <w:r>
+        <w:rPr>
+          <w:i/>
+          <w:sz w:val="24"/>
+          <w:szCs w:val="24"/>
+        </w:rPr>
+        <w:t>emecarpus</w:t>
+      </w:r>
+      <w:proofErr w:type="spellEnd"/>
+      <w:r>
+        <w:rPr>
+          <w:i/>
+          <w:sz w:val="24"/>
+          <w:szCs w:val="24"/>
+        </w:rPr>
+        <w:t xml:space="preserve"> </w:t>
+      </w:r>
+      <w:proofErr w:type="spellStart"/>
+      <w:r>
+        <w:rPr>
+          <w:i/>
+          <w:sz w:val="24"/>
+          <w:szCs w:val="24"/>
+        </w:rPr>
+        <w:t>anacardium</w:t>
+      </w:r>
+      <w:proofErr w:type="spellEnd"/>
+      <w:r>
+        <w:rPr>
+          <w:i/>
+          <w:sz w:val="24"/>
+          <w:szCs w:val="24"/>
+        </w:rPr>
+        <w:t>.</w:t>
+      </w:r>
+      <w:r>
+        <w:t xml:space="preserve"> </w:t>
+      </w:r>
+      <w:r>
+        <w:rPr>
+          <w:sz w:val="24"/>
+          <w:szCs w:val="24"/>
+        </w:rPr>
+        <w:t xml:space="preserve">But first, it should be noted that, according to </w:t>
+      </w:r>
+      <w:proofErr w:type="spellStart"/>
+      <w:r>
+        <w:rPr>
+          <w:sz w:val="24"/>
+          <w:szCs w:val="24"/>
+        </w:rPr>
+        <w:t>Semalty</w:t>
+      </w:r>
+      <w:proofErr w:type="spellEnd"/>
+      <w:r>
+        <w:rPr>
+          <w:sz w:val="24"/>
+          <w:szCs w:val="24"/>
+        </w:rPr>
+        <w:t xml:space="preserve"> </w:t>
+      </w:r>
+      <w:r>
+        <w:rPr>
+          <w:i/>
+          <w:sz w:val="24"/>
+          <w:szCs w:val="24"/>
+        </w:rPr>
+        <w:t>et al</w:t>
+      </w:r>
+      <w:r>
+        <w:rPr>
+          <w:sz w:val="24"/>
+          <w:szCs w:val="24"/>
+        </w:rPr>
+        <w:t>., 2010,</w:t>
+      </w:r>
+      <w:r>
+        <w:rPr>
+          <w:sz w:val="24"/>
+          <w:szCs w:val="24"/>
+        </w:rPr>
+        <w:t xml:space="preserve"> </w:t>
+      </w:r>
+      <w:r>
+        <w:rPr>
+          <w:sz w:val="24"/>
+          <w:szCs w:val="24"/>
+        </w:rPr>
+        <w:t>different parts of the named plant has been used to treat many diseases like tumors, arthritis and infections.</w:t>
+      </w:r>
+      <w:r>
+        <w:rPr>
+          <w:sz w:val="24"/>
+          <w:szCs w:val="24"/>
+        </w:rPr>
+        <w:t xml:space="preserve"> A study by </w:t>
+      </w:r>
+      <w:proofErr w:type="spellStart"/>
+      <w:r>
+        <w:rPr>
+          <w:sz w:val="24"/>
+          <w:szCs w:val="24"/>
+        </w:rPr>
+        <w:t>Basavaraj</w:t>
+      </w:r>
+      <w:proofErr w:type="spellEnd"/>
+      <w:r>
+        <w:rPr>
+          <w:sz w:val="24"/>
+          <w:szCs w:val="24"/>
+        </w:rPr>
+        <w:t xml:space="preserve"> </w:t>
+      </w:r>
+      <w:r>
+        <w:rPr>
+          <w:i/>
+          <w:sz w:val="24"/>
+          <w:szCs w:val="24"/>
+        </w:rPr>
+        <w:t>et al</w:t>
+      </w:r>
+      <w:r>
+        <w:rPr>
+          <w:sz w:val="24"/>
+          <w:szCs w:val="24"/>
+        </w:rPr>
+        <w:t xml:space="preserve">., 2011 also tells us that </w:t>
+      </w:r>
+      <w:r>
+        <w:rPr>
+          <w:sz w:val="24"/>
+          <w:szCs w:val="24"/>
+        </w:rPr>
+        <w:t>the named plant is also useful in skin diseases, fever, loss of appetite, asthma</w:t>
+      </w:r>
+      <w:r>
+        <w:rPr>
+          <w:sz w:val="24"/>
+          <w:szCs w:val="24"/>
+        </w:rPr>
+        <w:t>. T</w:t>
+      </w:r>
+      <w:r>
+        <w:rPr>
+          <w:sz w:val="24"/>
+          <w:szCs w:val="24"/>
+        </w:rPr>
+        <w:t xml:space="preserve">he crude chloroform extract was found to be very toxic according to </w:t>
+      </w:r>
+      <w:proofErr w:type="spellStart"/>
+      <w:r>
+        <w:rPr>
+          <w:sz w:val="24"/>
+          <w:szCs w:val="24"/>
+        </w:rPr>
+        <w:t>Patwardhan</w:t>
+      </w:r>
+      <w:proofErr w:type="spellEnd"/>
+      <w:r>
+        <w:rPr>
+          <w:sz w:val="24"/>
+          <w:szCs w:val="24"/>
+        </w:rPr>
+        <w:t xml:space="preserve"> et al. (1988). In addition, traditional use of latex of leaf and stem has been found to be toxic to the skin (</w:t>
+      </w:r>
+      <w:r>
+        <w:rPr>
+          <w:b/>
+          <w:sz w:val="24"/>
+          <w:szCs w:val="24"/>
+        </w:rPr>
+        <w:t>Choudhury et al., 2011b).</w:t>
+      </w:r>
+      <w:r>
+        <w:rPr>
+          <w:b/>
+          <w:sz w:val="24"/>
+          <w:szCs w:val="24"/>
+        </w:rPr>
+        <w:t xml:space="preserve"> </w:t>
+      </w:r>
+      <w:r>
+        <w:rPr>
+          <w:sz w:val="24"/>
+          <w:szCs w:val="24"/>
+        </w:rPr>
+        <w:t>The aqueous extract of plant was administered</w:t>
+      </w:r>
+      <w:r>
+        <w:rPr>
+          <w:sz w:val="24"/>
+          <w:szCs w:val="24"/>
+        </w:rPr>
+        <w:t xml:space="preserve"> </w:t>
+      </w:r>
+      <w:proofErr w:type="spellStart"/>
+      <w:r>
+        <w:rPr>
+          <w:sz w:val="24"/>
+          <w:szCs w:val="24"/>
+        </w:rPr>
+        <w:t>intraperitoneally</w:t>
+      </w:r>
+      <w:proofErr w:type="spellEnd"/>
+      <w:r>
+        <w:rPr>
+          <w:sz w:val="24"/>
+          <w:szCs w:val="24"/>
+        </w:rPr>
+        <w:t xml:space="preserve"> </w:t>
+      </w:r>
+      <w:r>
+        <w:rPr>
+          <w:sz w:val="24"/>
+          <w:szCs w:val="24"/>
+        </w:rPr>
+        <w:t xml:space="preserve">in two different doses to mice </w:t>
+      </w:r>
+      <w:r>
+        <w:rPr>
+          <w:sz w:val="24"/>
+          <w:szCs w:val="24"/>
+        </w:rPr>
+        <w:t>for</w:t>
+      </w:r>
+      <w:r>
+        <w:rPr>
+          <w:sz w:val="24"/>
+          <w:szCs w:val="24"/>
+        </w:rPr>
+        <w:t xml:space="preserve"> 5 days. </w:t>
+      </w:r>
+      <w:r>
+        <w:rPr>
+          <w:sz w:val="24"/>
+          <w:szCs w:val="24"/>
+        </w:rPr>
+        <w:t xml:space="preserve">Two main </w:t>
+      </w:r>
+      <w:proofErr w:type="gramStart"/>
+      <w:r>
+        <w:rPr>
+          <w:sz w:val="24"/>
+          <w:szCs w:val="24"/>
+        </w:rPr>
+        <w:t>effects</w:t>
+      </w:r>
+      <w:r>
+        <w:rPr>
+          <w:sz w:val="24"/>
+          <w:szCs w:val="24"/>
+        </w:rPr>
+        <w:t xml:space="preserve"> </w:t>
+      </w:r>
+      <w:r>
+        <w:rPr>
+          <w:sz w:val="24"/>
+          <w:szCs w:val="24"/>
+        </w:rPr>
+        <w:t>,</w:t>
+      </w:r>
+      <w:proofErr w:type="gramEnd"/>
+      <w:r>
+        <w:rPr>
+          <w:sz w:val="24"/>
+          <w:szCs w:val="24"/>
+        </w:rPr>
+        <w:t xml:space="preserve"> akinesia and</w:t>
+      </w:r>
+      <w:r>
+        <w:rPr>
+          <w:sz w:val="24"/>
+          <w:szCs w:val="24"/>
+        </w:rPr>
+        <w:t xml:space="preserve"> catalepsy</w:t>
+      </w:r>
+      <w:r>
+        <w:rPr>
+          <w:sz w:val="24"/>
+          <w:szCs w:val="24"/>
+        </w:rPr>
+        <w:t xml:space="preserve"> were observed.  Decrease in</w:t>
+      </w:r>
+      <w:r>
+        <w:rPr>
+          <w:sz w:val="24"/>
+          <w:szCs w:val="24"/>
+        </w:rPr>
+        <w:t xml:space="preserve"> body weight and hyperpnoea for the high doses were</w:t>
+      </w:r>
+      <w:r>
+        <w:rPr>
+          <w:sz w:val="24"/>
+          <w:szCs w:val="24"/>
+        </w:rPr>
+        <w:t xml:space="preserve"> also</w:t>
+      </w:r>
+      <w:r>
+        <w:rPr>
+          <w:sz w:val="24"/>
+          <w:szCs w:val="24"/>
+        </w:rPr>
+        <w:t xml:space="preserve"> observed. Biochemical parameters like serum glutamate oxaloacetate </w:t>
+      </w:r>
+      <w:proofErr w:type="spellStart"/>
+      <w:r>
+        <w:rPr>
+          <w:sz w:val="24"/>
+          <w:szCs w:val="24"/>
+        </w:rPr>
+        <w:t>transminase</w:t>
+      </w:r>
+      <w:proofErr w:type="spellEnd"/>
+      <w:r>
+        <w:rPr>
+          <w:sz w:val="24"/>
+          <w:szCs w:val="24"/>
+        </w:rPr>
+        <w:t xml:space="preserve"> (GOT) and serum (glutamate </w:t>
+      </w:r>
+      <w:proofErr w:type="spellStart"/>
+      <w:r>
+        <w:rPr>
+          <w:sz w:val="24"/>
+          <w:szCs w:val="24"/>
+        </w:rPr>
+        <w:t>pyruate</w:t>
+      </w:r>
+      <w:proofErr w:type="spellEnd"/>
+      <w:r>
+        <w:rPr>
+          <w:sz w:val="24"/>
+          <w:szCs w:val="24"/>
+        </w:rPr>
+        <w:t xml:space="preserve"> </w:t>
+      </w:r>
+      <w:proofErr w:type="spellStart"/>
+      <w:r>
+        <w:rPr>
+          <w:sz w:val="24"/>
+          <w:szCs w:val="24"/>
+        </w:rPr>
+        <w:t>tra</w:t>
+      </w:r>
+      <w:r>
+        <w:rPr>
+          <w:sz w:val="24"/>
+          <w:szCs w:val="24"/>
+        </w:rPr>
+        <w:t>nsminase</w:t>
+      </w:r>
+      <w:proofErr w:type="spellEnd"/>
+      <w:r>
+        <w:rPr>
+          <w:sz w:val="24"/>
+          <w:szCs w:val="24"/>
+        </w:rPr>
+        <w:t xml:space="preserve">), cerebral cortex </w:t>
+      </w:r>
+      <w:proofErr w:type="spellStart"/>
+      <w:r>
+        <w:rPr>
+          <w:sz w:val="24"/>
+          <w:szCs w:val="24"/>
+        </w:rPr>
+        <w:t>lipo</w:t>
+      </w:r>
+      <w:proofErr w:type="spellEnd"/>
+      <w:r>
+        <w:rPr>
+          <w:sz w:val="24"/>
+          <w:szCs w:val="24"/>
+        </w:rPr>
+        <w:t>-</w:t>
+      </w:r>
+      <w:r>
+        <w:rPr>
+          <w:sz w:val="24"/>
+          <w:szCs w:val="24"/>
+        </w:rPr>
+        <w:t>peroxidation (LPO) and midbrain LPO showed an ele</w:t>
+      </w:r>
+      <w:r>
+        <w:rPr>
+          <w:sz w:val="24"/>
+          <w:szCs w:val="24"/>
+        </w:rPr>
+        <w:t xml:space="preserve">vation for both the treatment. </w:t>
+      </w:r>
+      <w:r>
+        <w:rPr>
+          <w:sz w:val="24"/>
+          <w:szCs w:val="24"/>
+        </w:rPr>
+        <w:t>(</w:t>
+      </w:r>
+      <w:r>
+        <w:rPr>
+          <w:b/>
+          <w:sz w:val="24"/>
+          <w:szCs w:val="24"/>
+        </w:rPr>
+        <w:t>Choudhury et al., 2011a).</w:t>
+      </w:r>
+    </w:p>
+    <w:p>
+      <w:pPr>
+        <w:spacing w:line="360" w:lineRule="auto"/>
+        <w:ind w:left="0"/>
+        <w:rPr>
+          <w:b/>
+          <w:sz w:val="24"/>
+          <w:szCs w:val="24"/>
+        </w:rPr>
+      </w:pPr>
+    </w:p>
+    <w:p>
+      <w:pPr>
+        <w:spacing w:line="360" w:lineRule="auto"/>
+        <w:ind w:left="0"/>
+        <w:rPr>
+          <w:sz w:val="24"/>
+          <w:szCs w:val="24"/>
+        </w:rPr>
+      </w:pPr>
+      <w:r>
+        <w:rPr>
+          <w:sz w:val="24"/>
+          <w:szCs w:val="24"/>
+        </w:rPr>
+        <w:t>Nephrotoxic effect</w:t>
+      </w:r>
+    </w:p>
+    <w:p>
+      <w:pPr>
+        <w:spacing w:line="360" w:lineRule="auto"/>
+        <w:ind w:left="0"/>
+        <w:rPr>
+          <w:sz w:val="24"/>
+          <w:szCs w:val="24"/>
+        </w:rPr>
+      </w:pPr>
+      <w:r>
+        <w:rPr>
+          <w:sz w:val="24"/>
+          <w:szCs w:val="24"/>
+        </w:rPr>
+        <w:t xml:space="preserve">We’ll also talk about </w:t>
+      </w:r>
+      <w:r>
+        <w:rPr>
+          <w:i/>
+          <w:sz w:val="24"/>
+          <w:szCs w:val="24"/>
+        </w:rPr>
+        <w:t xml:space="preserve">Artemisia </w:t>
+      </w:r>
+      <w:proofErr w:type="spellStart"/>
+      <w:r>
+        <w:rPr>
+          <w:i/>
+          <w:sz w:val="24"/>
+          <w:szCs w:val="24"/>
+        </w:rPr>
+        <w:t>maciverae</w:t>
+      </w:r>
+      <w:proofErr w:type="spellEnd"/>
+      <w:r>
+        <w:rPr>
+          <w:i/>
+          <w:sz w:val="24"/>
+          <w:szCs w:val="24"/>
+        </w:rPr>
+        <w:t>.</w:t>
+      </w:r>
+      <w:r>
+        <w:rPr>
+          <w:sz w:val="24"/>
+          <w:szCs w:val="24"/>
+        </w:rPr>
+        <w:t xml:space="preserve"> Pharmacological studies c</w:t>
+      </w:r>
+      <w:r>
+        <w:rPr>
+          <w:sz w:val="24"/>
+          <w:szCs w:val="24"/>
+        </w:rPr>
+        <w:t>arried out on this plant showed that, the chloroform extract possesses anti-malarial activity (</w:t>
+      </w:r>
+      <w:proofErr w:type="spellStart"/>
+      <w:proofErr w:type="gramStart"/>
+      <w:r>
+        <w:rPr>
+          <w:sz w:val="24"/>
+          <w:szCs w:val="24"/>
+        </w:rPr>
+        <w:t>Ene</w:t>
+      </w:r>
+      <w:proofErr w:type="spellEnd"/>
+      <w:r>
+        <w:rPr>
+          <w:sz w:val="24"/>
+          <w:szCs w:val="24"/>
+        </w:rPr>
+        <w:t xml:space="preserve"> et al</w:t>
+      </w:r>
+      <w:proofErr w:type="gramEnd"/>
+      <w:r>
+        <w:rPr>
+          <w:sz w:val="24"/>
+          <w:szCs w:val="24"/>
+        </w:rPr>
+        <w:t>., 2008)</w:t>
+      </w:r>
+      <w:r>
+        <w:rPr>
+          <w:sz w:val="24"/>
+          <w:szCs w:val="24"/>
+        </w:rPr>
+        <w:t xml:space="preserve">. </w:t>
+      </w:r>
+      <w:r>
+        <w:rPr>
+          <w:sz w:val="24"/>
+          <w:szCs w:val="24"/>
+        </w:rPr>
+        <w:t xml:space="preserve">The chloroform extract of </w:t>
+      </w:r>
+      <w:r>
+        <w:rPr>
+          <w:sz w:val="24"/>
+          <w:szCs w:val="24"/>
+        </w:rPr>
+        <w:t>the named plant</w:t>
+      </w:r>
+      <w:r>
+        <w:rPr>
+          <w:sz w:val="24"/>
+          <w:szCs w:val="24"/>
+        </w:rPr>
+        <w:t xml:space="preserve"> at 0; 50; 100 and 200 mg/kg were </w:t>
+      </w:r>
+      <w:r>
+        <w:rPr>
+          <w:sz w:val="24"/>
+          <w:szCs w:val="24"/>
+        </w:rPr>
+        <w:t xml:space="preserve">administered </w:t>
+      </w:r>
+      <w:r>
+        <w:rPr>
+          <w:sz w:val="24"/>
+          <w:szCs w:val="24"/>
+        </w:rPr>
+        <w:t xml:space="preserve">to adult male </w:t>
+      </w:r>
+      <w:r>
+        <w:rPr>
+          <w:sz w:val="24"/>
+          <w:szCs w:val="24"/>
+        </w:rPr>
+        <w:t>Swiss albino rats through the intraperitoneal</w:t>
+      </w:r>
+      <w:r>
+        <w:rPr>
+          <w:sz w:val="24"/>
+          <w:szCs w:val="24"/>
+        </w:rPr>
+        <w:t xml:space="preserve"> route for 90 days. Administration of chloroform extract of </w:t>
+      </w:r>
+      <w:r>
+        <w:rPr>
+          <w:i/>
+          <w:sz w:val="24"/>
+          <w:szCs w:val="24"/>
+        </w:rPr>
+        <w:t xml:space="preserve">Artemisia </w:t>
+      </w:r>
+      <w:proofErr w:type="spellStart"/>
+      <w:r>
+        <w:rPr>
+          <w:i/>
+          <w:sz w:val="24"/>
+          <w:szCs w:val="24"/>
+        </w:rPr>
+        <w:t>maciverae</w:t>
+      </w:r>
+      <w:proofErr w:type="spellEnd"/>
+      <w:r>
+        <w:rPr>
+          <w:sz w:val="24"/>
+          <w:szCs w:val="24"/>
+        </w:rPr>
+        <w:t xml:space="preserve"> </w:t>
+      </w:r>
+      <w:r>
+        <w:rPr>
+          <w:sz w:val="24"/>
+          <w:szCs w:val="24"/>
+        </w:rPr>
+        <w:t xml:space="preserve">produced signs of toxicity like loss of appetite, </w:t>
+      </w:r>
+      <w:r>
+        <w:rPr>
+          <w:sz w:val="24"/>
+          <w:szCs w:val="24"/>
+        </w:rPr>
+        <w:t>convulsion</w:t>
+      </w:r>
+      <w:r>
+        <w:rPr>
+          <w:sz w:val="24"/>
+          <w:szCs w:val="24"/>
+        </w:rPr>
+        <w:t xml:space="preserve">, </w:t>
+      </w:r>
+      <w:r>
+        <w:rPr>
+          <w:sz w:val="24"/>
+          <w:szCs w:val="24"/>
+        </w:rPr>
+        <w:t xml:space="preserve">loss of agility, dizziness. These signs of toxicity were </w:t>
+      </w:r>
+      <w:r>
+        <w:rPr>
+          <w:sz w:val="24"/>
+          <w:szCs w:val="24"/>
+        </w:rPr>
+        <w:t>observed</w:t>
+      </w:r>
+      <w:r>
+        <w:rPr>
+          <w:sz w:val="24"/>
+          <w:szCs w:val="24"/>
+        </w:rPr>
+        <w:t xml:space="preserve"> to increase in severity with increasing dose of </w:t>
+      </w:r>
+      <w:r>
+        <w:rPr>
+          <w:sz w:val="24"/>
+          <w:szCs w:val="24"/>
+        </w:rPr>
+        <w:t xml:space="preserve">the named plant </w:t>
+      </w:r>
+      <w:r>
+        <w:rPr>
+          <w:sz w:val="24"/>
+          <w:szCs w:val="24"/>
+        </w:rPr>
+        <w:t>extract</w:t>
+      </w:r>
+      <w:r>
+        <w:rPr>
+          <w:sz w:val="24"/>
+          <w:szCs w:val="24"/>
+        </w:rPr>
+        <w:t xml:space="preserve">. </w:t>
+      </w:r>
+      <w:r>
+        <w:rPr>
+          <w:sz w:val="24"/>
+          <w:szCs w:val="24"/>
+        </w:rPr>
+        <w:t>There were statisticall</w:t>
+      </w:r>
+      <w:r>
+        <w:rPr>
+          <w:sz w:val="24"/>
+          <w:szCs w:val="24"/>
+        </w:rPr>
+        <w:t xml:space="preserve">y significant (p &lt; </w:t>
+      </w:r>
+      <w:r>
+        <w:rPr>
+          <w:sz w:val="24"/>
+          <w:szCs w:val="24"/>
+        </w:rPr>
+        <w:t>0.05) elevation in creatinine and urea</w:t>
+      </w:r>
+      <w:r>
+        <w:rPr>
+          <w:sz w:val="24"/>
+          <w:szCs w:val="24"/>
+        </w:rPr>
+        <w:t xml:space="preserve"> levels</w:t>
+      </w:r>
+      <w:r>
+        <w:rPr>
+          <w:sz w:val="24"/>
+          <w:szCs w:val="24"/>
+        </w:rPr>
+        <w:t xml:space="preserve"> in the </w:t>
+      </w:r>
+      <w:r>
+        <w:rPr>
+          <w:sz w:val="24"/>
+          <w:szCs w:val="24"/>
+        </w:rPr>
+        <w:t>treated groups. Gross and histo</w:t>
+      </w:r>
+      <w:r>
+        <w:rPr>
+          <w:sz w:val="24"/>
+          <w:szCs w:val="24"/>
+        </w:rPr>
+        <w:t xml:space="preserve">pathological observations </w:t>
+      </w:r>
+      <w:r>
+        <w:rPr>
+          <w:sz w:val="24"/>
+          <w:szCs w:val="24"/>
+        </w:rPr>
+        <w:t>showed</w:t>
+      </w:r>
+      <w:r>
+        <w:rPr>
+          <w:sz w:val="24"/>
+          <w:szCs w:val="24"/>
+        </w:rPr>
+        <w:t xml:space="preserve"> congestion, tubular epithelial necrosis in the kidneys of animals </w:t>
+      </w:r>
+      <w:r>
+        <w:rPr>
+          <w:sz w:val="24"/>
+          <w:szCs w:val="24"/>
+        </w:rPr>
+        <w:t>that had the named plant extract administered to them, stipulating a nephrotoxic effect. (</w:t>
+      </w:r>
+      <w:r>
+        <w:rPr>
+          <w:sz w:val="24"/>
+          <w:szCs w:val="24"/>
+        </w:rPr>
+        <w:t>researchgate-subsaharan)</w:t>
       </w:r>
       <w:bookmarkStart w:id="0" w:name="_GoBack"/>
       <w:bookmarkEnd w:id="0"/>
-      <w:r>
-        <w:rPr>
-          <w:sz w:val="24"/>
-          <w:szCs w:val="24"/>
-        </w:rPr>
-        <w:t xml:space="preserve"> leaves of </w:t>
-      </w:r>
-      <w:proofErr w:type="spellStart"/>
-      <w:r>
-        <w:rPr>
-          <w:i/>
-          <w:sz w:val="24"/>
-          <w:szCs w:val="24"/>
-        </w:rPr>
-        <w:t>Acalypha</w:t>
-      </w:r>
-      <w:proofErr w:type="spellEnd"/>
-      <w:r>
-        <w:rPr>
-          <w:i/>
-          <w:sz w:val="24"/>
-          <w:szCs w:val="24"/>
-        </w:rPr>
-        <w:t xml:space="preserve"> </w:t>
-      </w:r>
-      <w:proofErr w:type="spellStart"/>
-      <w:r>
-        <w:rPr>
-          <w:i/>
-          <w:sz w:val="24"/>
-          <w:szCs w:val="24"/>
-        </w:rPr>
-        <w:t>wilkesiana</w:t>
-      </w:r>
-      <w:proofErr w:type="spellEnd"/>
-      <w:r>
-        <w:rPr>
-          <w:i/>
-          <w:sz w:val="24"/>
-          <w:szCs w:val="24"/>
-        </w:rPr>
-        <w:t xml:space="preserve"> </w:t>
-      </w:r>
-      <w:r>
-        <w:rPr>
-          <w:sz w:val="24"/>
-          <w:szCs w:val="24"/>
-        </w:rPr>
-        <w:t xml:space="preserve">as </w:t>
-      </w:r>
-      <w:r>
-        <w:rPr>
-          <w:sz w:val="24"/>
-          <w:szCs w:val="24"/>
-        </w:rPr>
-        <w:t>natural</w:t>
-      </w:r>
-      <w:r>
-        <w:rPr>
-          <w:sz w:val="24"/>
-          <w:szCs w:val="24"/>
-        </w:rPr>
-        <w:t xml:space="preserve"> </w:t>
-      </w:r>
-      <w:r>
-        <w:rPr>
-          <w:sz w:val="24"/>
-          <w:szCs w:val="24"/>
-        </w:rPr>
-        <w:t>cure</w:t>
-      </w:r>
-      <w:r>
-        <w:rPr>
-          <w:sz w:val="24"/>
-          <w:szCs w:val="24"/>
-        </w:rPr>
-        <w:t xml:space="preserve"> for the undefined skin infection in neonates and children of a year old (</w:t>
-      </w:r>
-      <w:proofErr w:type="spellStart"/>
-      <w:r>
-        <w:rPr>
-          <w:sz w:val="24"/>
-          <w:szCs w:val="24"/>
-        </w:rPr>
-        <w:t>Aladeand</w:t>
-      </w:r>
-      <w:proofErr w:type="spellEnd"/>
-      <w:r>
-        <w:rPr>
-          <w:sz w:val="24"/>
-          <w:szCs w:val="24"/>
-        </w:rPr>
-        <w:t xml:space="preserve"> </w:t>
-      </w:r>
-      <w:proofErr w:type="spellStart"/>
-      <w:r>
-        <w:rPr>
-          <w:sz w:val="24"/>
-          <w:szCs w:val="24"/>
-        </w:rPr>
-        <w:t>Irobi</w:t>
-      </w:r>
-      <w:proofErr w:type="spellEnd"/>
-      <w:r>
-        <w:rPr>
-          <w:sz w:val="24"/>
-          <w:szCs w:val="24"/>
-        </w:rPr>
-        <w:t xml:space="preserve">, 1993). The leaf is boiled in water to yield a dark red liquid which is added to bathing water. A portion of the boiled liquid is also given to the baby to drink. Aqueous leaf extract of A. </w:t>
-      </w:r>
-      <w:proofErr w:type="spellStart"/>
-      <w:r>
-        <w:rPr>
-          <w:sz w:val="24"/>
-          <w:szCs w:val="24"/>
-        </w:rPr>
-        <w:t>wilkesiana</w:t>
-      </w:r>
-      <w:proofErr w:type="spellEnd"/>
-      <w:r>
-        <w:rPr>
-          <w:sz w:val="24"/>
-          <w:szCs w:val="24"/>
-        </w:rPr>
-        <w:t xml:space="preserve"> is traditionally used to treat neonatal jaundice in western part of Nigeria on short-term basis. It had </w:t>
-      </w:r>
-      <w:proofErr w:type="spellStart"/>
-      <w:r>
-        <w:rPr>
-          <w:sz w:val="24"/>
-          <w:szCs w:val="24"/>
-        </w:rPr>
-        <w:t>hyponatremic</w:t>
-      </w:r>
-      <w:proofErr w:type="spellEnd"/>
-      <w:r>
-        <w:rPr>
-          <w:sz w:val="24"/>
-          <w:szCs w:val="24"/>
-        </w:rPr>
-        <w:t xml:space="preserve"> properties with no adverse effect on the liver. It has been used to treat antifungal and antibacterial ailment especially in the western part of Nigeria. According to </w:t>
-      </w:r>
-      <w:proofErr w:type="spellStart"/>
-      <w:r>
-        <w:rPr>
-          <w:sz w:val="24"/>
-          <w:szCs w:val="24"/>
-        </w:rPr>
-        <w:t>Ogundaini</w:t>
-      </w:r>
-      <w:proofErr w:type="spellEnd"/>
-      <w:r>
-        <w:rPr>
-          <w:sz w:val="24"/>
-          <w:szCs w:val="24"/>
-        </w:rPr>
-        <w:t xml:space="preserve"> (2005) and Oliver (1959), the expressed juice or boiled decoction is used for the treatment of gastrointestinal disorders and fungal skin infections such as </w:t>
-      </w:r>
-      <w:proofErr w:type="spellStart"/>
-      <w:r>
-        <w:rPr>
-          <w:sz w:val="24"/>
-          <w:szCs w:val="24"/>
-        </w:rPr>
-        <w:t>Pityriasis</w:t>
-      </w:r>
-      <w:proofErr w:type="spellEnd"/>
-      <w:r>
-        <w:rPr>
-          <w:sz w:val="24"/>
-          <w:szCs w:val="24"/>
-        </w:rPr>
-        <w:t xml:space="preserve"> </w:t>
-      </w:r>
-      <w:proofErr w:type="spellStart"/>
-      <w:r>
-        <w:rPr>
-          <w:sz w:val="24"/>
-          <w:szCs w:val="24"/>
-        </w:rPr>
-        <w:t>versicolar</w:t>
-      </w:r>
-      <w:proofErr w:type="spellEnd"/>
-      <w:r>
-        <w:rPr>
-          <w:sz w:val="24"/>
-          <w:szCs w:val="24"/>
-        </w:rPr>
-        <w:t xml:space="preserve">, Impetigo </w:t>
-      </w:r>
-      <w:proofErr w:type="spellStart"/>
-      <w:r>
-        <w:rPr>
-          <w:sz w:val="24"/>
-          <w:szCs w:val="24"/>
-        </w:rPr>
-        <w:t>contagiosa</w:t>
-      </w:r>
-      <w:proofErr w:type="spellEnd"/>
-      <w:r>
-        <w:rPr>
-          <w:sz w:val="24"/>
-          <w:szCs w:val="24"/>
-        </w:rPr>
-        <w:t xml:space="preserve">, Candida </w:t>
-      </w:r>
-      <w:proofErr w:type="spellStart"/>
-      <w:r>
-        <w:rPr>
-          <w:sz w:val="24"/>
-          <w:szCs w:val="24"/>
-        </w:rPr>
-        <w:t>intetrigo</w:t>
-      </w:r>
-      <w:proofErr w:type="spellEnd"/>
-      <w:r>
-        <w:rPr>
-          <w:sz w:val="24"/>
-          <w:szCs w:val="24"/>
-        </w:rPr>
-        <w:t xml:space="preserve">, Tinea versicolor, Tinea </w:t>
-      </w:r>
-      <w:proofErr w:type="spellStart"/>
-      <w:r>
-        <w:rPr>
-          <w:sz w:val="24"/>
-          <w:szCs w:val="24"/>
-        </w:rPr>
-        <w:t>corporis</w:t>
-      </w:r>
-      <w:proofErr w:type="spellEnd"/>
-      <w:r>
-        <w:rPr>
-          <w:sz w:val="24"/>
-          <w:szCs w:val="24"/>
-        </w:rPr>
-        <w:t xml:space="preserve"> and Tinea </w:t>
-      </w:r>
-      <w:proofErr w:type="spellStart"/>
-      <w:r>
-        <w:rPr>
-          <w:sz w:val="24"/>
-          <w:szCs w:val="24"/>
-        </w:rPr>
-        <w:t>pedis</w:t>
-      </w:r>
-      <w:proofErr w:type="spellEnd"/>
-      <w:r>
-        <w:rPr>
-          <w:sz w:val="24"/>
-          <w:szCs w:val="24"/>
-        </w:rPr>
-        <w:t>. The aqueous extract is also used in the management of fever in infants as well as abnormal sodium and potassium</w:t>
-      </w:r>
-      <w:r>
-        <w:rPr>
-          <w:sz w:val="24"/>
-          <w:szCs w:val="24"/>
-        </w:rPr>
-        <w:t xml:space="preserve">. </w:t>
+    </w:p>
+    <w:p>
+      <w:pPr>
+        <w:spacing w:line="360" w:lineRule="auto"/>
+        <w:ind w:left="0"/>
+        <w:rPr>
+          <w:b/>
+        </w:rPr>
+      </w:pPr>
+    </w:p>
+    <w:p>
+      <w:pPr>
+        <w:spacing w:line="360" w:lineRule="auto"/>
+        <w:ind w:left="0"/>
+        <w:rPr>
+          <w:b/>
+        </w:rPr>
+      </w:pPr>
+    </w:p>
+    <w:p>
+      <w:pPr>
+        <w:spacing w:line="360" w:lineRule="auto"/>
+        <w:ind w:left="0"/>
+        <w:rPr>
+          <w:b/>
+        </w:rPr>
+      </w:pPr>
+    </w:p>
+    <w:p>
+      <w:pPr>
+        <w:spacing w:line="360" w:lineRule="auto"/>
+        <w:ind w:left="0"/>
+      </w:pPr>
+    </w:p>
+    <w:p>
+      <w:pPr>
+        <w:spacing w:line="360" w:lineRule="auto"/>
+        <w:ind w:left="0"/>
+        <w:rPr>
+          <w:sz w:val="24"/>
+          <w:szCs w:val="24"/>
+        </w:rPr>
+      </w:pPr>
+    </w:p>
+    <w:p>
+      <w:pPr>
+        <w:spacing w:line="360" w:lineRule="auto"/>
+        <w:ind w:left="0"/>
+        <w:rPr>
+          <w:sz w:val="24"/>
+          <w:szCs w:val="24"/>
+        </w:rPr>
+      </w:pPr>
+      <w:r>
+        <w:rPr>
+          <w:sz w:val="24"/>
+          <w:szCs w:val="24"/>
+        </w:rPr>
+        <w:t>Some</w:t>
+      </w:r>
+      <w:r>
+        <w:rPr>
+          <w:sz w:val="24"/>
+          <w:szCs w:val="24"/>
+        </w:rPr>
+        <w:br/>
+      </w:r>
+      <w:r>
+        <w:rPr>
+          <w:sz w:val="24"/>
+          <w:szCs w:val="24"/>
+        </w:rPr>
+        <w:t xml:space="preserve">plants well known in traditional medicine to be toxic or poisonous include </w:t>
+      </w:r>
+      <w:proofErr w:type="spellStart"/>
+      <w:r>
+        <w:rPr>
+          <w:i/>
+          <w:iCs/>
+          <w:sz w:val="24"/>
+          <w:szCs w:val="24"/>
+        </w:rPr>
+        <w:t>Atropa</w:t>
+      </w:r>
+      <w:proofErr w:type="spellEnd"/>
+      <w:r>
+        <w:rPr>
+          <w:i/>
+          <w:iCs/>
+          <w:sz w:val="24"/>
+          <w:szCs w:val="24"/>
+        </w:rPr>
+        <w:t xml:space="preserve"> belladonna</w:t>
       </w:r>
       <w:proofErr w:type="gramStart"/>
       <w:r>
@@ -2495,7 +5321,7 @@
           <w:sz w:val="24"/>
           <w:szCs w:val="24"/>
         </w:rPr>
-        <w:t>metabolism</w:t>
+        <w:t>,</w:t>
       </w:r>
       <w:proofErr w:type="gramEnd"/>
       <w:r>
@@ -2503,468 +5329,337 @@
           <w:sz w:val="24"/>
           <w:szCs w:val="24"/>
         </w:rPr>
-        <w:t xml:space="preserve"> that accompanies hypertensions. The leaf-poultice is used in the treatment of headache, swellings, cold and malaria (</w:t>
-      </w:r>
-      <w:proofErr w:type="spellStart"/>
-      <w:r>
-        <w:rPr>
-          <w:sz w:val="24"/>
-          <w:szCs w:val="24"/>
-        </w:rPr>
-        <w:t>Akinyemi</w:t>
-      </w:r>
-      <w:proofErr w:type="spellEnd"/>
-      <w:r>
-        <w:rPr>
-          <w:sz w:val="24"/>
-          <w:szCs w:val="24"/>
-        </w:rPr>
-        <w:t xml:space="preserve"> et al., 2005). The seeds of A. </w:t>
-      </w:r>
-      <w:proofErr w:type="spellStart"/>
-      <w:r>
-        <w:rPr>
-          <w:sz w:val="24"/>
-          <w:szCs w:val="24"/>
-        </w:rPr>
-        <w:t>wilkesiana</w:t>
-      </w:r>
-      <w:proofErr w:type="spellEnd"/>
-      <w:r>
-        <w:rPr>
-          <w:sz w:val="24"/>
-          <w:szCs w:val="24"/>
-        </w:rPr>
-        <w:t xml:space="preserve"> are used in compounding a complex plant mixture used by traditional healers in South-West Nigeria to treat malaria, breast tumors and inflammation (</w:t>
-      </w:r>
-      <w:proofErr w:type="spellStart"/>
-      <w:r>
-        <w:rPr>
-          <w:sz w:val="24"/>
-          <w:szCs w:val="24"/>
-        </w:rPr>
-        <w:t>Oyelami</w:t>
-      </w:r>
-      <w:proofErr w:type="spellEnd"/>
-      <w:r>
-        <w:rPr>
-          <w:sz w:val="24"/>
-          <w:szCs w:val="24"/>
-        </w:rPr>
-        <w:t xml:space="preserve"> et al., 2003; </w:t>
-      </w:r>
-      <w:proofErr w:type="spellStart"/>
-      <w:r>
-        <w:rPr>
-          <w:sz w:val="24"/>
-          <w:szCs w:val="24"/>
-        </w:rPr>
-        <w:t>Akinyemi</w:t>
-      </w:r>
-      <w:proofErr w:type="spellEnd"/>
-      <w:r>
-        <w:rPr>
-          <w:sz w:val="24"/>
-          <w:szCs w:val="24"/>
-        </w:rPr>
-        <w:t xml:space="preserve"> et al., 2005; Bussing et al., 1999; </w:t>
-      </w:r>
-      <w:proofErr w:type="spellStart"/>
-      <w:r>
-        <w:rPr>
-          <w:sz w:val="24"/>
-          <w:szCs w:val="24"/>
-        </w:rPr>
-        <w:t>Taraphdar</w:t>
-      </w:r>
-      <w:proofErr w:type="spellEnd"/>
-      <w:r>
-        <w:rPr>
-          <w:sz w:val="24"/>
-          <w:szCs w:val="24"/>
-        </w:rPr>
-        <w:t xml:space="preserve"> et al., 2001). In West Africa, it is used for the treatment of headache and cold and in Nigeria; the cold extract of the leaves is used to bath babies with skin infection (</w:t>
-      </w:r>
-      <w:proofErr w:type="spellStart"/>
-      <w:r>
-        <w:rPr>
-          <w:sz w:val="24"/>
-          <w:szCs w:val="24"/>
-        </w:rPr>
-        <w:t>Adesina</w:t>
-      </w:r>
-      <w:proofErr w:type="spellEnd"/>
-      <w:r>
-        <w:rPr>
-          <w:sz w:val="24"/>
-          <w:szCs w:val="24"/>
-        </w:rPr>
-        <w:t xml:space="preserve"> et al., 2000). </w:t>
-      </w:r>
-      <w:proofErr w:type="spellStart"/>
-      <w:r>
-        <w:rPr>
-          <w:sz w:val="24"/>
-          <w:szCs w:val="24"/>
-        </w:rPr>
-        <w:t>Oyelami</w:t>
-      </w:r>
-      <w:proofErr w:type="spellEnd"/>
-      <w:r>
-        <w:rPr>
-          <w:sz w:val="24"/>
-          <w:szCs w:val="24"/>
-        </w:rPr>
-        <w:t xml:space="preserve"> et al., (2003) carried out a non-comparative study to evaluate the safety and efficiency of </w:t>
-      </w:r>
-      <w:proofErr w:type="spellStart"/>
-      <w:r>
-        <w:rPr>
-          <w:sz w:val="24"/>
-          <w:szCs w:val="24"/>
-        </w:rPr>
-        <w:t>Acalypha</w:t>
-      </w:r>
-      <w:proofErr w:type="spellEnd"/>
-      <w:r>
-        <w:rPr>
-          <w:sz w:val="24"/>
-          <w:szCs w:val="24"/>
-        </w:rPr>
-        <w:t xml:space="preserve"> </w:t>
-      </w:r>
-      <w:proofErr w:type="spellStart"/>
-      <w:r>
-        <w:rPr>
-          <w:sz w:val="24"/>
-          <w:szCs w:val="24"/>
-        </w:rPr>
-        <w:t>wilkesiana</w:t>
-      </w:r>
-      <w:proofErr w:type="spellEnd"/>
-      <w:r>
-        <w:rPr>
-          <w:sz w:val="24"/>
-          <w:szCs w:val="24"/>
-        </w:rPr>
-        <w:t xml:space="preserve"> ointment using 32 Nigerians with mycological as well as clinical evidence of mycoses. The ointment successfully controlled the mycoses in 73. 3% of the affected patients. Previous scientific evaluation of </w:t>
-      </w:r>
-      <w:proofErr w:type="spellStart"/>
-      <w:r>
-        <w:rPr>
-          <w:sz w:val="24"/>
-          <w:szCs w:val="24"/>
-        </w:rPr>
-        <w:t>Acalypha</w:t>
-      </w:r>
-      <w:proofErr w:type="spellEnd"/>
-      <w:r>
-        <w:rPr>
-          <w:sz w:val="24"/>
-          <w:szCs w:val="24"/>
-        </w:rPr>
-        <w:t xml:space="preserve"> </w:t>
-      </w:r>
-      <w:proofErr w:type="spellStart"/>
-      <w:r>
-        <w:rPr>
-          <w:sz w:val="24"/>
-          <w:szCs w:val="24"/>
-        </w:rPr>
-        <w:t>wilkesiana</w:t>
-      </w:r>
-      <w:proofErr w:type="spellEnd"/>
-      <w:r>
-        <w:rPr>
-          <w:sz w:val="24"/>
-          <w:szCs w:val="24"/>
-        </w:rPr>
-        <w:t xml:space="preserve"> leaves revealed antimicrobial and antifungal </w:t>
-      </w:r>
-      <w:r>
-        <w:rPr>
-          <w:sz w:val="24"/>
-          <w:szCs w:val="24"/>
-        </w:rPr>
-        <w:lastRenderedPageBreak/>
-        <w:t>activity (</w:t>
-      </w:r>
-      <w:proofErr w:type="spellStart"/>
-      <w:r>
-        <w:rPr>
-          <w:sz w:val="24"/>
-          <w:szCs w:val="24"/>
-        </w:rPr>
-        <w:t>Oyelami</w:t>
-      </w:r>
-      <w:proofErr w:type="spellEnd"/>
-      <w:r>
-        <w:rPr>
-          <w:sz w:val="24"/>
-          <w:szCs w:val="24"/>
-        </w:rPr>
-        <w:t xml:space="preserve"> et al, 2003; </w:t>
-      </w:r>
-      <w:proofErr w:type="spellStart"/>
-      <w:r>
-        <w:rPr>
-          <w:sz w:val="24"/>
-          <w:szCs w:val="24"/>
-        </w:rPr>
-        <w:t>Adesina</w:t>
-      </w:r>
-      <w:proofErr w:type="spellEnd"/>
-      <w:r>
-        <w:rPr>
-          <w:sz w:val="24"/>
-          <w:szCs w:val="24"/>
-        </w:rPr>
-        <w:t xml:space="preserve"> et al., 1980; 2000; </w:t>
-      </w:r>
-      <w:proofErr w:type="spellStart"/>
-      <w:r>
-        <w:rPr>
-          <w:sz w:val="24"/>
-          <w:szCs w:val="24"/>
-        </w:rPr>
-        <w:t>Oladunmoye</w:t>
-      </w:r>
-      <w:proofErr w:type="spellEnd"/>
-      <w:r>
-        <w:rPr>
-          <w:sz w:val="24"/>
-          <w:szCs w:val="24"/>
-        </w:rPr>
-        <w:t xml:space="preserve">, 2006; </w:t>
-      </w:r>
-      <w:proofErr w:type="spellStart"/>
-      <w:r>
-        <w:rPr>
-          <w:sz w:val="24"/>
-          <w:szCs w:val="24"/>
-        </w:rPr>
-        <w:t>Erute</w:t>
-      </w:r>
-      <w:proofErr w:type="spellEnd"/>
-      <w:r>
-        <w:rPr>
-          <w:sz w:val="24"/>
-          <w:szCs w:val="24"/>
-        </w:rPr>
-        <w:t xml:space="preserve"> and </w:t>
-      </w:r>
-      <w:proofErr w:type="spellStart"/>
-      <w:r>
-        <w:rPr>
-          <w:sz w:val="24"/>
-          <w:szCs w:val="24"/>
-        </w:rPr>
-        <w:t>Oyibo</w:t>
-      </w:r>
-      <w:proofErr w:type="spellEnd"/>
-      <w:r>
-        <w:rPr>
-          <w:sz w:val="24"/>
-          <w:szCs w:val="24"/>
-        </w:rPr>
-        <w:t xml:space="preserve">, 2008). According to Ong (2006), the leaves are traditionally used in Malaysia for treatments of inflammation, headache, fever and flu, whereas its roots are boiled to wash </w:t>
-      </w:r>
-      <w:proofErr w:type="spellStart"/>
-      <w:r>
-        <w:rPr>
-          <w:sz w:val="24"/>
-          <w:szCs w:val="24"/>
-        </w:rPr>
-        <w:t>haemorrhoids</w:t>
-      </w:r>
-      <w:proofErr w:type="spellEnd"/>
-      <w:r>
-        <w:rPr>
-          <w:sz w:val="24"/>
-          <w:szCs w:val="24"/>
-        </w:rPr>
-        <w:t xml:space="preserve">. A beverage consisting of about 60 g of the leaves boiled in goat’s milk was used to lower blood temperature, treat fever, relieve cough and heal pimples. 10 g of the leaves boiled with sugar can be used to treat thrombocytopenic purpura and allergic purpura which are skin disorders caused by bleeding underneath the skin (Wiart 2006). In West Africa, the plant is used in the form of decoction, infusion or tincture. The leaves are rubbed in between palms and the juice is smeared on the affected part of a patient for treatment of </w:t>
-      </w:r>
-      <w:proofErr w:type="spellStart"/>
-      <w:r>
-        <w:rPr>
-          <w:sz w:val="24"/>
-          <w:szCs w:val="24"/>
-        </w:rPr>
-        <w:t>Pityriasis</w:t>
-      </w:r>
-      <w:proofErr w:type="spellEnd"/>
-      <w:r>
-        <w:rPr>
-          <w:sz w:val="24"/>
-          <w:szCs w:val="24"/>
-        </w:rPr>
-        <w:t xml:space="preserve"> versicolor and other skin infections. Ground leaves may be used as soap to wash affected parts of the skin (</w:t>
-      </w:r>
-      <w:proofErr w:type="spellStart"/>
-      <w:r>
-        <w:rPr>
-          <w:sz w:val="24"/>
-          <w:szCs w:val="24"/>
-        </w:rPr>
-        <w:t>Adesina</w:t>
-      </w:r>
-      <w:proofErr w:type="spellEnd"/>
-      <w:r>
-        <w:rPr>
-          <w:sz w:val="24"/>
-          <w:szCs w:val="24"/>
-        </w:rPr>
-        <w:t xml:space="preserve"> et al., 1980). The whole plant is useful in treating chronic bronchitis, asthma, scabies and other skin diseases, rheumatism, congestive headache (</w:t>
-      </w:r>
-      <w:proofErr w:type="spellStart"/>
-      <w:r>
-        <w:rPr>
-          <w:sz w:val="24"/>
-          <w:szCs w:val="24"/>
-        </w:rPr>
-        <w:t>Itankar</w:t>
-      </w:r>
-      <w:proofErr w:type="spellEnd"/>
-      <w:r>
-        <w:rPr>
-          <w:sz w:val="24"/>
-          <w:szCs w:val="24"/>
-        </w:rPr>
-        <w:t xml:space="preserve"> et al., 2011). According to </w:t>
-      </w:r>
-      <w:proofErr w:type="spellStart"/>
-      <w:r>
-        <w:rPr>
-          <w:sz w:val="24"/>
-          <w:szCs w:val="24"/>
-        </w:rPr>
-        <w:t>Neuwinger</w:t>
-      </w:r>
-      <w:proofErr w:type="spellEnd"/>
-      <w:r>
-        <w:rPr>
-          <w:sz w:val="24"/>
-          <w:szCs w:val="24"/>
-        </w:rPr>
-        <w:t xml:space="preserve"> (2000) and Lim et al., (2013), the leaves of </w:t>
-      </w:r>
-      <w:proofErr w:type="spellStart"/>
-      <w:r>
-        <w:rPr>
-          <w:sz w:val="24"/>
-          <w:szCs w:val="24"/>
-        </w:rPr>
-        <w:t>Acalypha</w:t>
-      </w:r>
-      <w:proofErr w:type="spellEnd"/>
-      <w:r>
-        <w:rPr>
-          <w:sz w:val="24"/>
-          <w:szCs w:val="24"/>
-        </w:rPr>
-        <w:t xml:space="preserve"> </w:t>
-      </w:r>
-      <w:proofErr w:type="spellStart"/>
-      <w:r>
-        <w:rPr>
-          <w:sz w:val="24"/>
-          <w:szCs w:val="24"/>
-        </w:rPr>
-        <w:t>wilkesiana</w:t>
-      </w:r>
-      <w:proofErr w:type="spellEnd"/>
-      <w:r>
-        <w:rPr>
-          <w:sz w:val="24"/>
-          <w:szCs w:val="24"/>
-        </w:rPr>
-        <w:t xml:space="preserve"> are used to treat fungal skin diseases and infections, </w:t>
-      </w:r>
-      <w:proofErr w:type="spellStart"/>
-      <w:r>
-        <w:rPr>
-          <w:sz w:val="24"/>
-          <w:szCs w:val="24"/>
-        </w:rPr>
-        <w:t>Pityriasis</w:t>
-      </w:r>
-      <w:proofErr w:type="spellEnd"/>
-      <w:r>
-        <w:rPr>
-          <w:sz w:val="24"/>
-          <w:szCs w:val="24"/>
-        </w:rPr>
-        <w:t xml:space="preserve"> </w:t>
-      </w:r>
-      <w:proofErr w:type="spellStart"/>
-      <w:r>
-        <w:rPr>
-          <w:sz w:val="24"/>
-          <w:szCs w:val="24"/>
-        </w:rPr>
-        <w:t>vesicolor</w:t>
-      </w:r>
-      <w:proofErr w:type="spellEnd"/>
-      <w:r>
-        <w:rPr>
-          <w:sz w:val="24"/>
-          <w:szCs w:val="24"/>
-        </w:rPr>
-        <w:t xml:space="preserve">, superficial mycoses. Also used against methicillin resistant bacteria, to combat constipation, nasopharyngeal infections, pain-killers, applied externally as an antiseptic to ulcers and wounds, </w:t>
-      </w:r>
-      <w:proofErr w:type="spellStart"/>
-      <w:r>
-        <w:rPr>
-          <w:sz w:val="24"/>
-          <w:szCs w:val="24"/>
-        </w:rPr>
-        <w:t>antidiarrhoeal</w:t>
-      </w:r>
-      <w:proofErr w:type="spellEnd"/>
-      <w:r>
-        <w:rPr>
-          <w:sz w:val="24"/>
-          <w:szCs w:val="24"/>
-        </w:rPr>
-        <w:t xml:space="preserve"> agent, used as antibiotic, bacteriostatic and </w:t>
-      </w:r>
-      <w:proofErr w:type="spellStart"/>
-      <w:r>
-        <w:rPr>
-          <w:sz w:val="24"/>
-          <w:szCs w:val="24"/>
-        </w:rPr>
-        <w:t>fungistatic</w:t>
-      </w:r>
-      <w:proofErr w:type="spellEnd"/>
-      <w:r>
-        <w:rPr>
-          <w:sz w:val="24"/>
-          <w:szCs w:val="24"/>
-        </w:rPr>
-        <w:t xml:space="preserve">. The plant possesses anticancer, antibacterial, antifungal, antidiabetic, analgesic, </w:t>
-      </w:r>
-      <w:proofErr w:type="spellStart"/>
-      <w:r>
-        <w:rPr>
-          <w:sz w:val="24"/>
-          <w:szCs w:val="24"/>
-        </w:rPr>
-        <w:t>antiparasitic</w:t>
-      </w:r>
-      <w:proofErr w:type="spellEnd"/>
-      <w:r>
-        <w:rPr>
-          <w:sz w:val="24"/>
-          <w:szCs w:val="24"/>
-        </w:rPr>
-        <w:t xml:space="preserve"> and antihypertensive properties.</w:t>
-      </w:r>
-    </w:p>
-    <w:p>
-      <w:pPr>
-        <w:spacing w:line="360" w:lineRule="auto"/>
+        <w:br/>
+      </w:r>
+      <w:proofErr w:type="spellStart"/>
+      <w:r>
+        <w:rPr>
+          <w:i/>
+          <w:iCs/>
+          <w:sz w:val="24"/>
+          <w:szCs w:val="24"/>
+        </w:rPr>
+        <w:t>Datura</w:t>
+      </w:r>
+      <w:proofErr w:type="spellEnd"/>
+      <w:r>
+        <w:rPr>
+          <w:i/>
+          <w:iCs/>
+          <w:sz w:val="24"/>
+          <w:szCs w:val="24"/>
+        </w:rPr>
+        <w:t xml:space="preserve"> </w:t>
+      </w:r>
+      <w:r>
+        <w:rPr>
+          <w:sz w:val="24"/>
+          <w:szCs w:val="24"/>
+        </w:rPr>
+        <w:t xml:space="preserve">spp., </w:t>
+      </w:r>
+      <w:r>
+        <w:rPr>
+          <w:i/>
+          <w:iCs/>
+          <w:sz w:val="24"/>
+          <w:szCs w:val="24"/>
+        </w:rPr>
+        <w:t xml:space="preserve">Digitalis </w:t>
+      </w:r>
+      <w:r>
+        <w:rPr>
+          <w:sz w:val="24"/>
+          <w:szCs w:val="24"/>
+        </w:rPr>
+        <w:t>spp. [17].</w:t>
+      </w:r>
+      <w:r>
+        <w:rPr>
+          <w:sz w:val="24"/>
+          <w:szCs w:val="24"/>
+        </w:rPr>
+        <w:br/>
+      </w:r>
+      <w:r>
+        <w:rPr>
+          <w:sz w:val="24"/>
+          <w:szCs w:val="24"/>
+        </w:rPr>
+        <w:t xml:space="preserve">Many plants used in traditional medicine or used as food have demonstrated some </w:t>
+      </w:r>
+      <w:proofErr w:type="gramStart"/>
+      <w:r>
+        <w:rPr>
+          <w:sz w:val="24"/>
+          <w:szCs w:val="24"/>
+        </w:rPr>
+        <w:t>toxicity</w:t>
+      </w:r>
+      <w:proofErr w:type="gramEnd"/>
+      <w:r>
+        <w:rPr>
+          <w:sz w:val="24"/>
+          <w:szCs w:val="24"/>
+        </w:rPr>
+        <w:br/>
+      </w:r>
+      <w:r>
+        <w:rPr>
+          <w:sz w:val="24"/>
+          <w:szCs w:val="24"/>
+        </w:rPr>
+        <w:t>(mutagenic and carcinogenic) effects [18]. The issue of the possible toxic, genotoxic and/or</w:t>
+      </w:r>
+      <w:r>
+        <w:rPr>
+          <w:sz w:val="24"/>
+          <w:szCs w:val="24"/>
+        </w:rPr>
+        <w:br/>
+      </w:r>
+      <w:r>
+        <w:rPr>
+          <w:sz w:val="24"/>
+          <w:szCs w:val="24"/>
+        </w:rPr>
+        <w:t>mutagenic effects of plants used in traditional medicine has been highlighted in the review by</w:t>
+      </w:r>
+      <w:r>
+        <w:rPr>
+          <w:sz w:val="24"/>
+          <w:szCs w:val="24"/>
+        </w:rPr>
+        <w:br/>
+      </w:r>
+      <w:r>
+        <w:rPr>
+          <w:sz w:val="24"/>
+          <w:szCs w:val="24"/>
+        </w:rPr>
+        <w:t>Fennell et al. [19]. However, some of the toxic plants are useful to man as medicines and also as</w:t>
+      </w:r>
+      <w:r>
+        <w:rPr>
+          <w:sz w:val="24"/>
+          <w:szCs w:val="24"/>
+        </w:rPr>
+        <w:br/>
+      </w:r>
+      <w:r>
+        <w:rPr>
+          <w:sz w:val="24"/>
+          <w:szCs w:val="24"/>
+        </w:rPr>
+        <w:t xml:space="preserve">poisons for hunting and for use as pesticides, for example, </w:t>
+      </w:r>
+      <w:proofErr w:type="spellStart"/>
+      <w:r>
+        <w:rPr>
+          <w:sz w:val="24"/>
+          <w:szCs w:val="24"/>
+        </w:rPr>
+        <w:t>Datura</w:t>
+      </w:r>
+      <w:proofErr w:type="spellEnd"/>
+      <w:r>
+        <w:rPr>
+          <w:sz w:val="24"/>
+          <w:szCs w:val="24"/>
+        </w:rPr>
+        <w:t xml:space="preserve"> (tropane alkaloids), </w:t>
+      </w:r>
+      <w:proofErr w:type="gramStart"/>
+      <w:r>
+        <w:rPr>
+          <w:sz w:val="24"/>
+          <w:szCs w:val="24"/>
+        </w:rPr>
+        <w:t>Digitalis</w:t>
+      </w:r>
+      <w:proofErr w:type="gramEnd"/>
+      <w:r>
+        <w:rPr>
+          <w:sz w:val="24"/>
+          <w:szCs w:val="24"/>
+        </w:rPr>
+        <w:br/>
+      </w:r>
+      <w:r>
+        <w:rPr>
+          <w:sz w:val="24"/>
+          <w:szCs w:val="24"/>
+        </w:rPr>
+        <w:t>(cardiac glycosides) and Pyrethrum (</w:t>
+      </w:r>
+      <w:proofErr w:type="spellStart"/>
+      <w:r>
+        <w:rPr>
+          <w:sz w:val="24"/>
+          <w:szCs w:val="24"/>
+        </w:rPr>
+        <w:t>pyrethrin</w:t>
+      </w:r>
+      <w:proofErr w:type="spellEnd"/>
+      <w:r>
+        <w:rPr>
+          <w:sz w:val="24"/>
+          <w:szCs w:val="24"/>
+        </w:rPr>
+        <w:t xml:space="preserve"> insecticides). Well-known medicinal plants</w:t>
+      </w:r>
+      <w:r>
+        <w:rPr>
+          <w:sz w:val="24"/>
+          <w:szCs w:val="24"/>
+        </w:rPr>
+        <w:br/>
+      </w:r>
+      <w:r>
+        <w:rPr>
+          <w:sz w:val="24"/>
+          <w:szCs w:val="24"/>
+        </w:rPr>
+        <w:t xml:space="preserve">have demonstrated toxicity in laboratory studies and field observations. For example, </w:t>
+      </w:r>
+      <w:r>
+        <w:rPr>
+          <w:i/>
+          <w:iCs/>
+          <w:sz w:val="24"/>
+          <w:szCs w:val="24"/>
+        </w:rPr>
+        <w:t>Lantana</w:t>
+      </w:r>
+      <w:r>
+        <w:rPr>
+          <w:sz w:val="24"/>
+          <w:szCs w:val="24"/>
+        </w:rPr>
+        <w:br/>
+      </w:r>
+      <w:proofErr w:type="spellStart"/>
+      <w:r>
+        <w:rPr>
+          <w:i/>
+          <w:iCs/>
+          <w:sz w:val="24"/>
+          <w:szCs w:val="24"/>
+        </w:rPr>
+        <w:t>camara</w:t>
+      </w:r>
+      <w:proofErr w:type="spellEnd"/>
+      <w:r>
+        <w:rPr>
+          <w:i/>
+          <w:iCs/>
+          <w:sz w:val="24"/>
+          <w:szCs w:val="24"/>
+        </w:rPr>
+        <w:t xml:space="preserve"> </w:t>
+      </w:r>
+      <w:r>
+        <w:rPr>
+          <w:sz w:val="24"/>
+          <w:szCs w:val="24"/>
+        </w:rPr>
+        <w:t>used in the management of malaria and other diseases has been reported to be hepatotoxic in several animal species which could be of concern regarding its chronic use in man [20].</w:t>
+      </w:r>
+      <w:r>
+        <w:rPr>
+          <w:sz w:val="24"/>
+          <w:szCs w:val="24"/>
+        </w:rPr>
+        <w:br/>
+      </w:r>
+      <w:r>
+        <w:rPr>
+          <w:sz w:val="24"/>
+          <w:szCs w:val="24"/>
+        </w:rPr>
+        <w:t>66 Herbal Medicine</w:t>
+      </w:r>
+      <w:r>
+        <w:rPr>
+          <w:sz w:val="24"/>
+          <w:szCs w:val="24"/>
+        </w:rPr>
+        <w:br/>
+      </w:r>
+      <w:r>
+        <w:rPr>
+          <w:sz w:val="24"/>
+          <w:szCs w:val="24"/>
+        </w:rPr>
+        <w:t xml:space="preserve">Similarly, </w:t>
+      </w:r>
+      <w:proofErr w:type="spellStart"/>
+      <w:r>
+        <w:rPr>
+          <w:i/>
+          <w:iCs/>
+          <w:sz w:val="24"/>
+          <w:szCs w:val="24"/>
+        </w:rPr>
+        <w:t>Momordica</w:t>
+      </w:r>
+      <w:proofErr w:type="spellEnd"/>
+      <w:r>
+        <w:rPr>
+          <w:i/>
+          <w:iCs/>
+          <w:sz w:val="24"/>
+          <w:szCs w:val="24"/>
+        </w:rPr>
+        <w:t xml:space="preserve"> </w:t>
+      </w:r>
+      <w:proofErr w:type="spellStart"/>
+      <w:r>
+        <w:rPr>
+          <w:i/>
+          <w:iCs/>
+          <w:sz w:val="24"/>
+          <w:szCs w:val="24"/>
+        </w:rPr>
+        <w:t>charantia</w:t>
+      </w:r>
+      <w:proofErr w:type="spellEnd"/>
+      <w:r>
+        <w:rPr>
+          <w:sz w:val="24"/>
+          <w:szCs w:val="24"/>
+        </w:rPr>
+        <w:t>, a known anti-diabetic and antimalarial plant but also used in</w:t>
+      </w:r>
+      <w:r>
+        <w:rPr>
+          <w:sz w:val="24"/>
+          <w:szCs w:val="24"/>
+        </w:rPr>
+        <w:br/>
+      </w:r>
+      <w:r>
+        <w:rPr>
+          <w:sz w:val="24"/>
+          <w:szCs w:val="24"/>
+        </w:rPr>
+        <w:t>Ghana as an abortifacient [21, 22], has reportedly caused deadly hypoglycemia in children [23]</w:t>
+      </w:r>
+    </w:p>
+    <w:p>
+      <w:pPr>
+        <w:spacing w:line="360" w:lineRule="auto"/>
+        <w:ind w:left="0"/>
+        <w:rPr>
+          <w:sz w:val="24"/>
+          <w:szCs w:val="24"/>
+        </w:rPr>
+      </w:pPr>
+    </w:p>
+    <w:p>
+      <w:pPr>
+        <w:spacing w:line="360" w:lineRule="auto"/>
+        <w:ind w:left="0"/>
         <w:rPr>
           <w:sz w:val="24"/>
           <w:szCs w:val="24"/>
@@ -3601,6 +6296,51 @@
       <w:u w:val="single"/>
     </w:rPr>
   </w:style>
+  <w:style w:type="character" w:customStyle="1" w:styleId="fontstyle01">
+    <w:name w:val="fontstyle01"/>
+    <w:basedOn w:val="DefaultParagraphFont"/>
+    <w:rsid w:val="00163AA6"/>
+    <w:rPr>
+      <w:rFonts w:ascii="PalatinoLinotype-Roman" w:hAnsi="PalatinoLinotype-Roman" w:hint="default"/>
+      <w:b w:val="0"/>
+      <w:bCs w:val="0"/>
+      <w:i w:val="0"/>
+      <w:iCs w:val="0"/>
+      <w:color w:val="242021"/>
+      <w:sz w:val="24"/>
+      <w:szCs w:val="24"/>
+    </w:rPr>
+  </w:style>
+  <w:style w:type="character" w:customStyle="1" w:styleId="fontstyle21">
+    <w:name w:val="fontstyle21"/>
+    <w:basedOn w:val="DefaultParagraphFont"/>
+    <w:rsid w:val="00280F40"/>
+    <w:rPr>
+      <w:rFonts w:ascii="PalatinoLinotype-Italic" w:hAnsi="PalatinoLinotype-Italic" w:hint="default"/>
+      <w:b w:val="0"/>
+      <w:bCs w:val="0"/>
+      <w:i/>
+      <w:iCs/>
+      <w:color w:val="242021"/>
+      <w:sz w:val="24"/>
+      <w:szCs w:val="24"/>
+    </w:rPr>
+  </w:style>
+  <w:style w:type="character" w:customStyle="1" w:styleId="fontstyle31">
+    <w:name w:val="fontstyle31"/>
+    <w:basedOn w:val="DefaultParagraphFont"/>
+    <w:rsid w:val="00280F40"/>
+    <w:rPr>
+      <w:rFonts w:ascii="FrutigerNeueLTCom-Light" w:hAnsi="FrutigerNeueLTCom-Light" w:hint="default"/>
+      <w:b w:val="0"/>
+      <w:bCs w:val="0"/>
+      <w:i w:val="0"/>
+      <w:iCs w:val="0"/>
+      <w:color w:val="242021"/>
+      <w:sz w:val="18"/>
+      <w:szCs w:val="18"/>
+    </w:rPr>
+  </w:style>
 </w:styles>
 </file>
 
